--- a/LR4-STP-BPDU/report.docx
+++ b/LR4-STP-BPDU/report.docx
@@ -2,7 +2,7 @@
 <file path=word/document.xml><?xml version="1.0" encoding="utf-8"?>
 <w:document xmlns:w="http://schemas.openxmlformats.org/wordprocessingml/2006/main" xmlns:m="http://schemas.openxmlformats.org/officeDocument/2006/math" xmlns:r="http://schemas.openxmlformats.org/officeDocument/2006/relationships" xmlns:o="urn:schemas-microsoft-com:office:office" xmlns:v="urn:schemas-microsoft-com:vml" xmlns:w10="urn:schemas-microsoft-com:office:word" xmlns:a="http://schemas.openxmlformats.org/drawingml/2006/main" xmlns:pic="http://schemas.openxmlformats.org/drawingml/2006/picture" xmlns:wp="http://schemas.openxmlformats.org/drawingml/2006/wordprocessingDrawing">
   <w:body>
-    <w:bookmarkStart w:id="48" w:name="лабораторная-работа-4-кольцо-без-шторма"/>
+    <w:bookmarkStart w:id="48" w:name="лабораторная-работа-4--кольцо-без-шторма"/>
     <w:p>
       <w:pPr>
         <w:pStyle w:val="Heading1"/>
@@ -503,7 +503,7 @@
         </w:numPr>
       </w:pPr>
       <w:r>
-        <w:t xml:space="preserve">Обязательная часть лабораторной выполняется по готовому файлу</w:t>
+        <w:t xml:space="preserve">Сразу вычисли значения параметров</w:t>
       </w:r>
       <w:r>
         <w:t xml:space="preserve"> </w:t>
@@ -512,10 +512,10 @@
         <w:rPr>
           <w:rStyle w:val="VerbatimChar"/>
         </w:rPr>
-        <w:t xml:space="preserve">pcapng</w:t>
-      </w:r>
-      <w:r>
-        <w:t xml:space="preserve">; самостоятельная настройка</w:t>
+        <w:t xml:space="preserve">A</w:t>
+      </w:r>
+      <w:r>
+        <w:t xml:space="preserve">,</w:t>
       </w:r>
       <w:r>
         <w:t xml:space="preserve"> </w:t>
@@ -524,7 +524,7 @@
         <w:rPr>
           <w:rStyle w:val="VerbatimChar"/>
         </w:rPr>
-        <w:t xml:space="preserve">Open vSwitch</w:t>
+        <w:t xml:space="preserve">B</w:t>
       </w:r>
       <w:r>
         <w:t xml:space="preserve">,</w:t>
@@ -536,7 +536,7 @@
         <w:rPr>
           <w:rStyle w:val="VerbatimChar"/>
         </w:rPr>
-        <w:t xml:space="preserve">GNS3 VM</w:t>
+        <w:t xml:space="preserve">C</w:t>
       </w:r>
       <w:r>
         <w:t xml:space="preserve">,</w:t>
@@ -548,10 +548,13 @@
         <w:rPr>
           <w:rStyle w:val="VerbatimChar"/>
         </w:rPr>
-        <w:t xml:space="preserve">Docker</w:t>
-      </w:r>
-      <w:r>
-        <w:t xml:space="preserve">,</w:t>
+        <w:t xml:space="preserve">D</w:t>
+      </w:r>
+      <w:r>
+        <w:t xml:space="preserve"> </w:t>
+      </w:r>
+      <w:r>
+        <w:t xml:space="preserve">и</w:t>
       </w:r>
       <w:r>
         <w:t xml:space="preserve"> </w:t>
@@ -560,13 +563,13 @@
         <w:rPr>
           <w:rStyle w:val="VerbatimChar"/>
         </w:rPr>
-        <w:t xml:space="preserve">VirtualBox</w:t>
+        <w:t xml:space="preserve">E</w:t>
       </w:r>
       <w:r>
         <w:t xml:space="preserve"> </w:t>
       </w:r>
       <w:r>
-        <w:t xml:space="preserve">и</w:t>
+        <w:t xml:space="preserve">по номеру студента</w:t>
       </w:r>
       <w:r>
         <w:t xml:space="preserve"> </w:t>
@@ -575,13 +578,13 @@
         <w:rPr>
           <w:rStyle w:val="VerbatimChar"/>
         </w:rPr>
-        <w:t xml:space="preserve">VMware</w:t>
+        <w:t xml:space="preserve">N</w:t>
       </w:r>
       <w:r>
         <w:t xml:space="preserve"> </w:t>
       </w:r>
       <w:r>
-        <w:t xml:space="preserve">не требуется.</w:t>
+        <w:t xml:space="preserve">и укажи их в начале отчёта.</w:t>
       </w:r>
     </w:p>
     <w:p>
@@ -593,6 +596,96 @@
         </w:numPr>
       </w:pPr>
       <w:r>
+        <w:t xml:space="preserve">Обязательная часть лабораторной выполняется по готовому файлу</w:t>
+      </w:r>
+      <w:r>
+        <w:t xml:space="preserve"> </w:t>
+      </w:r>
+      <w:r>
+        <w:rPr>
+          <w:rStyle w:val="VerbatimChar"/>
+        </w:rPr>
+        <w:t xml:space="preserve">pcapng</w:t>
+      </w:r>
+      <w:r>
+        <w:t xml:space="preserve">; самостоятельная настройка</w:t>
+      </w:r>
+      <w:r>
+        <w:t xml:space="preserve"> </w:t>
+      </w:r>
+      <w:r>
+        <w:rPr>
+          <w:rStyle w:val="VerbatimChar"/>
+        </w:rPr>
+        <w:t xml:space="preserve">Open vSwitch</w:t>
+      </w:r>
+      <w:r>
+        <w:t xml:space="preserve">,</w:t>
+      </w:r>
+      <w:r>
+        <w:t xml:space="preserve"> </w:t>
+      </w:r>
+      <w:r>
+        <w:rPr>
+          <w:rStyle w:val="VerbatimChar"/>
+        </w:rPr>
+        <w:t xml:space="preserve">GNS3 VM</w:t>
+      </w:r>
+      <w:r>
+        <w:t xml:space="preserve">,</w:t>
+      </w:r>
+      <w:r>
+        <w:t xml:space="preserve"> </w:t>
+      </w:r>
+      <w:r>
+        <w:rPr>
+          <w:rStyle w:val="VerbatimChar"/>
+        </w:rPr>
+        <w:t xml:space="preserve">Docker</w:t>
+      </w:r>
+      <w:r>
+        <w:t xml:space="preserve">,</w:t>
+      </w:r>
+      <w:r>
+        <w:t xml:space="preserve"> </w:t>
+      </w:r>
+      <w:r>
+        <w:rPr>
+          <w:rStyle w:val="VerbatimChar"/>
+        </w:rPr>
+        <w:t xml:space="preserve">VirtualBox</w:t>
+      </w:r>
+      <w:r>
+        <w:t xml:space="preserve"> </w:t>
+      </w:r>
+      <w:r>
+        <w:t xml:space="preserve">и</w:t>
+      </w:r>
+      <w:r>
+        <w:t xml:space="preserve"> </w:t>
+      </w:r>
+      <w:r>
+        <w:rPr>
+          <w:rStyle w:val="VerbatimChar"/>
+        </w:rPr>
+        <w:t xml:space="preserve">VMware</w:t>
+      </w:r>
+      <w:r>
+        <w:t xml:space="preserve"> </w:t>
+      </w:r>
+      <w:r>
+        <w:t xml:space="preserve">не требуется.</w:t>
+      </w:r>
+    </w:p>
+    <w:p>
+      <w:pPr>
+        <w:pStyle w:val="Compact"/>
+        <w:numPr>
+          <w:ilvl w:val="0"/>
+          <w:numId w:val="1003"/>
+        </w:numPr>
+      </w:pPr>
+      <w:r>
         <w:t xml:space="preserve">Не смешивай две логики анализа: сначала разберись со служебными кадрами</w:t>
       </w:r>
       <w:r>
@@ -630,6 +723,33 @@
       </w:r>
       <w:r>
         <w:t xml:space="preserve">), который появляется после отказа линка.</w:t>
+      </w:r>
+    </w:p>
+    <w:p>
+      <w:pPr>
+        <w:pStyle w:val="Compact"/>
+        <w:numPr>
+          <w:ilvl w:val="0"/>
+          <w:numId w:val="1003"/>
+        </w:numPr>
+      </w:pPr>
+      <w:r>
+        <w:t xml:space="preserve">В этой лабораторной варианты не меняют сам файл</w:t>
+      </w:r>
+      <w:r>
+        <w:t xml:space="preserve"> </w:t>
+      </w:r>
+      <w:r>
+        <w:rPr>
+          <w:rStyle w:val="VerbatimChar"/>
+        </w:rPr>
+        <w:t xml:space="preserve">pcapng</w:t>
+      </w:r>
+      <w:r>
+        <w:t xml:space="preserve"> </w:t>
+      </w:r>
+      <w:r>
+        <w:t xml:space="preserve">и не меняют опорную топологию: каждый параметр задаёт обязательный дополнительный акцент внутри соответствующего задания.</w:t>
       </w:r>
     </w:p>
     <w:p>
@@ -2200,8 +2320,7 @@
     <w:tbl>
       <w:tblPr>
         <w:tblStyle w:val="Table"/>
-        <w:tblW w:type="pct" w:w="5000"/>
-        <w:tblLayout w:type="fixed"/>
+        <w:tblW w:type="auto" w:w="0"/>
         <w:tblLook w:firstRow="1" w:lastRow="0" w:firstColumn="0" w:lastColumn="0" w:noHBand="0" w:noVBand="0" w:val="0020"/>
       </w:tblPr>
       <w:tblGrid>
@@ -2691,7 +2810,82 @@
         </w:numPr>
       </w:pPr>
       <w:r>
-        <w:t xml:space="preserve">пояснение, на каком именно линке выполнен захват;</w:t>
+        <w:t xml:space="preserve">номер студента</w:t>
+      </w:r>
+      <w:r>
+        <w:t xml:space="preserve"> </w:t>
+      </w:r>
+      <w:r>
+        <w:rPr>
+          <w:rStyle w:val="VerbatimChar"/>
+        </w:rPr>
+        <w:t xml:space="preserve">N</w:t>
+      </w:r>
+      <w:r>
+        <w:t xml:space="preserve"> </w:t>
+      </w:r>
+      <w:r>
+        <w:t xml:space="preserve">и вычисленные значения параметров</w:t>
+      </w:r>
+      <w:r>
+        <w:t xml:space="preserve"> </w:t>
+      </w:r>
+      <w:r>
+        <w:rPr>
+          <w:rStyle w:val="VerbatimChar"/>
+        </w:rPr>
+        <w:t xml:space="preserve">A</w:t>
+      </w:r>
+      <w:r>
+        <w:t xml:space="preserve">,</w:t>
+      </w:r>
+      <w:r>
+        <w:t xml:space="preserve"> </w:t>
+      </w:r>
+      <w:r>
+        <w:rPr>
+          <w:rStyle w:val="VerbatimChar"/>
+        </w:rPr>
+        <w:t xml:space="preserve">B</w:t>
+      </w:r>
+      <w:r>
+        <w:t xml:space="preserve">,</w:t>
+      </w:r>
+      <w:r>
+        <w:t xml:space="preserve"> </w:t>
+      </w:r>
+      <w:r>
+        <w:rPr>
+          <w:rStyle w:val="VerbatimChar"/>
+        </w:rPr>
+        <w:t xml:space="preserve">C</w:t>
+      </w:r>
+      <w:r>
+        <w:t xml:space="preserve">,</w:t>
+      </w:r>
+      <w:r>
+        <w:t xml:space="preserve"> </w:t>
+      </w:r>
+      <w:r>
+        <w:rPr>
+          <w:rStyle w:val="VerbatimChar"/>
+        </w:rPr>
+        <w:t xml:space="preserve">D</w:t>
+      </w:r>
+      <w:r>
+        <w:t xml:space="preserve">,</w:t>
+      </w:r>
+      <w:r>
+        <w:t xml:space="preserve"> </w:t>
+      </w:r>
+      <w:r>
+        <w:rPr>
+          <w:rStyle w:val="VerbatimChar"/>
+        </w:rPr>
+        <w:t xml:space="preserve">E</w:t>
+      </w:r>
+      <w:r>
+        <w:t xml:space="preserve">;</w:t>
       </w:r>
     </w:p>
     <w:p>
@@ -2703,7 +2897,7 @@
         </w:numPr>
       </w:pPr>
       <w:r>
-        <w:t xml:space="preserve">минимум 3 скриншота BPDU из устойчивого состояния;</w:t>
+        <w:t xml:space="preserve">пояснение, на каком именно линке выполнен захват;</w:t>
       </w:r>
     </w:p>
     <w:p>
@@ -2715,7 +2909,19 @@
         </w:numPr>
       </w:pPr>
       <w:r>
-        <w:t xml:space="preserve">минимум 1 скриншот кадра, отражающего изменение топологии;</w:t>
+        <w:t xml:space="preserve">результат выполнения задания по варианту</w:t>
+      </w:r>
+      <w:r>
+        <w:t xml:space="preserve"> </w:t>
+      </w:r>
+      <w:r>
+        <w:rPr>
+          <w:rStyle w:val="VerbatimChar"/>
+        </w:rPr>
+        <w:t xml:space="preserve">A</w:t>
+      </w:r>
+      <w:r>
+        <w:t xml:space="preserve">;</w:t>
       </w:r>
     </w:p>
     <w:p>
@@ -2727,7 +2933,7 @@
         </w:numPr>
       </w:pPr>
       <w:r>
-        <w:t xml:space="preserve">минимум 2 скриншота пользовательского трафика после перестроения дерева;</w:t>
+        <w:t xml:space="preserve">минимум 3 скриншота BPDU из устойчивого состояния;</w:t>
       </w:r>
     </w:p>
     <w:p>
@@ -2739,7 +2945,7 @@
         </w:numPr>
       </w:pPr>
       <w:r>
-        <w:t xml:space="preserve">таблица анализа BPDU с полями</w:t>
+        <w:t xml:space="preserve">комментарий по варианту</w:t>
       </w:r>
       <w:r>
         <w:t xml:space="preserve"> </w:t>
@@ -2748,43 +2954,7 @@
         <w:rPr>
           <w:rStyle w:val="VerbatimChar"/>
         </w:rPr>
-        <w:t xml:space="preserve">Root ID</w:t>
-      </w:r>
-      <w:r>
-        <w:t xml:space="preserve">,</w:t>
-      </w:r>
-      <w:r>
-        <w:t xml:space="preserve"> </w:t>
-      </w:r>
-      <w:r>
-        <w:rPr>
-          <w:rStyle w:val="VerbatimChar"/>
-        </w:rPr>
-        <w:t xml:space="preserve">Bridge ID</w:t>
-      </w:r>
-      <w:r>
-        <w:t xml:space="preserve">,</w:t>
-      </w:r>
-      <w:r>
-        <w:t xml:space="preserve"> </w:t>
-      </w:r>
-      <w:r>
-        <w:rPr>
-          <w:rStyle w:val="VerbatimChar"/>
-        </w:rPr>
-        <w:t xml:space="preserve">Port ID</w:t>
-      </w:r>
-      <w:r>
-        <w:t xml:space="preserve">,</w:t>
-      </w:r>
-      <w:r>
-        <w:t xml:space="preserve"> </w:t>
-      </w:r>
-      <w:r>
-        <w:rPr>
-          <w:rStyle w:val="VerbatimChar"/>
-        </w:rPr>
-        <w:t xml:space="preserve">BPDU Type</w:t>
+        <w:t xml:space="preserve">B</w:t>
       </w:r>
       <w:r>
         <w:t xml:space="preserve">;</w:t>
@@ -2799,6 +2969,162 @@
         </w:numPr>
       </w:pPr>
       <w:r>
+        <w:t xml:space="preserve">минимум 1 скриншот кадра, отражающего изменение топологии;</w:t>
+      </w:r>
+    </w:p>
+    <w:p>
+      <w:pPr>
+        <w:pStyle w:val="Compact"/>
+        <w:numPr>
+          <w:ilvl w:val="0"/>
+          <w:numId w:val="1016"/>
+        </w:numPr>
+      </w:pPr>
+      <w:r>
+        <w:t xml:space="preserve">комментарий по варианту</w:t>
+      </w:r>
+      <w:r>
+        <w:t xml:space="preserve"> </w:t>
+      </w:r>
+      <w:r>
+        <w:rPr>
+          <w:rStyle w:val="VerbatimChar"/>
+        </w:rPr>
+        <w:t xml:space="preserve">C</w:t>
+      </w:r>
+      <w:r>
+        <w:t xml:space="preserve">;</w:t>
+      </w:r>
+    </w:p>
+    <w:p>
+      <w:pPr>
+        <w:pStyle w:val="Compact"/>
+        <w:numPr>
+          <w:ilvl w:val="0"/>
+          <w:numId w:val="1016"/>
+        </w:numPr>
+      </w:pPr>
+      <w:r>
+        <w:t xml:space="preserve">минимум 2 скриншота пользовательского трафика после перестроения дерева;</w:t>
+      </w:r>
+    </w:p>
+    <w:p>
+      <w:pPr>
+        <w:pStyle w:val="Compact"/>
+        <w:numPr>
+          <w:ilvl w:val="0"/>
+          <w:numId w:val="1016"/>
+        </w:numPr>
+      </w:pPr>
+      <w:r>
+        <w:t xml:space="preserve">комментарий по варианту</w:t>
+      </w:r>
+      <w:r>
+        <w:t xml:space="preserve"> </w:t>
+      </w:r>
+      <w:r>
+        <w:rPr>
+          <w:rStyle w:val="VerbatimChar"/>
+        </w:rPr>
+        <w:t xml:space="preserve">D</w:t>
+      </w:r>
+      <w:r>
+        <w:t xml:space="preserve">;</w:t>
+      </w:r>
+    </w:p>
+    <w:p>
+      <w:pPr>
+        <w:pStyle w:val="Compact"/>
+        <w:numPr>
+          <w:ilvl w:val="0"/>
+          <w:numId w:val="1016"/>
+        </w:numPr>
+      </w:pPr>
+      <w:r>
+        <w:t xml:space="preserve">таблица анализа BPDU с полями</w:t>
+      </w:r>
+      <w:r>
+        <w:t xml:space="preserve"> </w:t>
+      </w:r>
+      <w:r>
+        <w:rPr>
+          <w:rStyle w:val="VerbatimChar"/>
+        </w:rPr>
+        <w:t xml:space="preserve">Root ID</w:t>
+      </w:r>
+      <w:r>
+        <w:t xml:space="preserve">,</w:t>
+      </w:r>
+      <w:r>
+        <w:t xml:space="preserve"> </w:t>
+      </w:r>
+      <w:r>
+        <w:rPr>
+          <w:rStyle w:val="VerbatimChar"/>
+        </w:rPr>
+        <w:t xml:space="preserve">Bridge ID</w:t>
+      </w:r>
+      <w:r>
+        <w:t xml:space="preserve">,</w:t>
+      </w:r>
+      <w:r>
+        <w:t xml:space="preserve"> </w:t>
+      </w:r>
+      <w:r>
+        <w:rPr>
+          <w:rStyle w:val="VerbatimChar"/>
+        </w:rPr>
+        <w:t xml:space="preserve">Port ID</w:t>
+      </w:r>
+      <w:r>
+        <w:t xml:space="preserve">,</w:t>
+      </w:r>
+      <w:r>
+        <w:t xml:space="preserve"> </w:t>
+      </w:r>
+      <w:r>
+        <w:rPr>
+          <w:rStyle w:val="VerbatimChar"/>
+        </w:rPr>
+        <w:t xml:space="preserve">BPDU Type</w:t>
+      </w:r>
+      <w:r>
+        <w:t xml:space="preserve">;</w:t>
+      </w:r>
+    </w:p>
+    <w:p>
+      <w:pPr>
+        <w:pStyle w:val="Compact"/>
+        <w:numPr>
+          <w:ilvl w:val="0"/>
+          <w:numId w:val="1016"/>
+        </w:numPr>
+      </w:pPr>
+      <w:r>
+        <w:t xml:space="preserve">итоговый аналитический комментарий по варианту</w:t>
+      </w:r>
+      <w:r>
+        <w:t xml:space="preserve"> </w:t>
+      </w:r>
+      <w:r>
+        <w:rPr>
+          <w:rStyle w:val="VerbatimChar"/>
+        </w:rPr>
+        <w:t xml:space="preserve">E</w:t>
+      </w:r>
+      <w:r>
+        <w:t xml:space="preserve">;</w:t>
+      </w:r>
+    </w:p>
+    <w:p>
+      <w:pPr>
+        <w:pStyle w:val="Compact"/>
+        <w:numPr>
+          <w:ilvl w:val="0"/>
+          <w:numId w:val="1016"/>
+        </w:numPr>
+      </w:pPr>
+      <w:r>
         <w:t xml:space="preserve">краткий аналитический вывод.</w:t>
       </w:r>
     </w:p>
@@ -2922,7 +3248,19 @@
         <w:pStyle w:val="FirstParagraph"/>
       </w:pPr>
       <w:r>
-        <w:t xml:space="preserve">Изучи опорную схему стенда и зафиксируй в отчёте:</w:t>
+        <w:t xml:space="preserve">Для этого задания используется параметр</w:t>
+      </w:r>
+      <w:r>
+        <w:t xml:space="preserve"> </w:t>
+      </w:r>
+      <w:r>
+        <w:rPr>
+          <w:rStyle w:val="VerbatimChar"/>
+        </w:rPr>
+        <w:t xml:space="preserve">A</w:t>
+      </w:r>
+      <w:r>
+        <w:t xml:space="preserve">, который вычисляется по формуле:</w:t>
       </w:r>
     </w:p>
     <w:p>
@@ -2934,43 +3272,10 @@
         </w:numPr>
       </w:pPr>
       <w:r>
-        <w:t xml:space="preserve">какие узлы образуют физическое кольцо;</w:t>
-      </w:r>
-    </w:p>
-    <w:p>
-      <w:pPr>
-        <w:pStyle w:val="Compact"/>
-        <w:numPr>
-          <w:ilvl w:val="0"/>
-          <w:numId w:val="1018"/>
-        </w:numPr>
-      </w:pPr>
-      <w:r>
-        <w:t xml:space="preserve">какой линк является точкой захвата;</w:t>
-      </w:r>
-    </w:p>
-    <w:p>
-      <w:pPr>
-        <w:pStyle w:val="Compact"/>
-        <w:numPr>
-          <w:ilvl w:val="0"/>
-          <w:numId w:val="1018"/>
-        </w:numPr>
-      </w:pPr>
-      <w:r>
-        <w:t xml:space="preserve">почему этот линк рассматривается как резервный;</w:t>
-      </w:r>
-    </w:p>
-    <w:p>
-      <w:pPr>
-        <w:pStyle w:val="Compact"/>
-        <w:numPr>
-          <w:ilvl w:val="0"/>
-          <w:numId w:val="1018"/>
-        </w:numPr>
-      </w:pPr>
-      <w:r>
-        <w:t xml:space="preserve">почему наличие резервного пути полезно, но опасно без STP.</w:t>
+        <w:rPr>
+          <w:rStyle w:val="VerbatimChar"/>
+        </w:rPr>
+        <w:t xml:space="preserve">A = ((N - 1) mod 3) + 1</w:t>
       </w:r>
     </w:p>
     <w:p>
@@ -2978,7 +3283,164 @@
         <w:pStyle w:val="FirstParagraph"/>
       </w:pPr>
       <w:r>
-        <w:t xml:space="preserve">В отчёт по данному заданию включить:</w:t>
+        <w:t xml:space="preserve">Вариант описания по параметру</w:t>
+      </w:r>
+      <w:r>
+        <w:t xml:space="preserve"> </w:t>
+      </w:r>
+      <w:r>
+        <w:rPr>
+          <w:rStyle w:val="VerbatimChar"/>
+        </w:rPr>
+        <w:t xml:space="preserve">A</w:t>
+      </w:r>
+      <w:r>
+        <w:t xml:space="preserve">:</w:t>
+      </w:r>
+    </w:p>
+    <w:tbl>
+      <w:tblPr>
+        <w:tblStyle w:val="Table"/>
+        <w:tblW w:type="auto" w:w="0"/>
+        <w:tblLook w:firstRow="1" w:lastRow="0" w:firstColumn="0" w:lastColumn="0" w:noHBand="0" w:noVBand="0" w:val="0020"/>
+      </w:tblPr>
+      <w:tblGrid>
+        <w:gridCol w:w="3960"/>
+        <w:gridCol w:w="3960"/>
+      </w:tblGrid>
+      <w:tr>
+        <w:trPr>
+          <w:tblHeader w:val="on"/>
+        </w:trPr>
+        <w:tc>
+          <w:tcPr/>
+          <w:p>
+            <w:pPr>
+              <w:pStyle w:val="Compact"/>
+            </w:pPr>
+            <w:r>
+              <w:rPr>
+                <w:rStyle w:val="VerbatimChar"/>
+              </w:rPr>
+              <w:t xml:space="preserve">A</w:t>
+            </w:r>
+          </w:p>
+        </w:tc>
+        <w:tc>
+          <w:tcPr/>
+          <w:p>
+            <w:pPr>
+              <w:pStyle w:val="Compact"/>
+            </w:pPr>
+            <w:r>
+              <w:t xml:space="preserve">Дополнительный акцент в описании схемы</w:t>
+            </w:r>
+          </w:p>
+        </w:tc>
+      </w:tr>
+      <w:tr>
+        <w:tc>
+          <w:tcPr/>
+          <w:p>
+            <w:pPr>
+              <w:pStyle w:val="Compact"/>
+            </w:pPr>
+            <w:r>
+              <w:rPr>
+                <w:rStyle w:val="VerbatimChar"/>
+              </w:rPr>
+              <w:t xml:space="preserve">1</w:t>
+            </w:r>
+          </w:p>
+        </w:tc>
+        <w:tc>
+          <w:tcPr/>
+          <w:p>
+            <w:pPr>
+              <w:pStyle w:val="Compact"/>
+            </w:pPr>
+            <w:r>
+              <w:t xml:space="preserve">перечислить, какие соединения образуют физическое кольцо, и отдельно указать, какой путь считается основным, а какой резервным</w:t>
+            </w:r>
+          </w:p>
+        </w:tc>
+      </w:tr>
+      <w:tr>
+        <w:tc>
+          <w:tcPr/>
+          <w:p>
+            <w:pPr>
+              <w:pStyle w:val="Compact"/>
+            </w:pPr>
+            <w:r>
+              <w:rPr>
+                <w:rStyle w:val="VerbatimChar"/>
+              </w:rPr>
+              <w:t xml:space="preserve">2</w:t>
+            </w:r>
+          </w:p>
+        </w:tc>
+        <w:tc>
+          <w:tcPr/>
+          <w:p>
+            <w:pPr>
+              <w:pStyle w:val="Compact"/>
+            </w:pPr>
+            <w:r>
+              <w:t xml:space="preserve">объяснить, почему</w:t>
+            </w:r>
+            <w:r>
+              <w:t xml:space="preserve"> </w:t>
+            </w:r>
+            <w:r>
+              <w:rPr>
+                <w:rStyle w:val="VerbatimChar"/>
+              </w:rPr>
+              <w:t xml:space="preserve">SW1</w:t>
+            </w:r>
+            <w:r>
+              <w:t xml:space="preserve"> </w:t>
+            </w:r>
+            <w:r>
+              <w:t xml:space="preserve">рассматривается как корневой коммутатор и как это влияет на логику работы остальных узлов</w:t>
+            </w:r>
+          </w:p>
+        </w:tc>
+      </w:tr>
+      <w:tr>
+        <w:tc>
+          <w:tcPr/>
+          <w:p>
+            <w:pPr>
+              <w:pStyle w:val="Compact"/>
+            </w:pPr>
+            <w:r>
+              <w:rPr>
+                <w:rStyle w:val="VerbatimChar"/>
+              </w:rPr>
+              <w:t xml:space="preserve">3</w:t>
+            </w:r>
+          </w:p>
+        </w:tc>
+        <w:tc>
+          <w:tcPr/>
+          <w:p>
+            <w:pPr>
+              <w:pStyle w:val="Compact"/>
+            </w:pPr>
+            <w:r>
+              <w:t xml:space="preserve">пояснить, почему физическое кольцо не означает наличие активной петли в рабочем режиме сети</w:t>
+            </w:r>
+          </w:p>
+        </w:tc>
+      </w:tr>
+    </w:tbl>
+    <w:p>
+      <w:pPr>
+        <w:pStyle w:val="BodyText"/>
+      </w:pPr>
+      <w:r>
+        <w:t xml:space="preserve">Изучи опорную схему стенда и зафиксируй в отчёте:</w:t>
       </w:r>
     </w:p>
     <w:p>
@@ -2990,7 +3452,7 @@
         </w:numPr>
       </w:pPr>
       <w:r>
-        <w:t xml:space="preserve">схему стенда;</w:t>
+        <w:t xml:space="preserve">какие узлы образуют физическое кольцо;</w:t>
       </w:r>
     </w:p>
     <w:p>
@@ -3002,43 +3464,7 @@
         </w:numPr>
       </w:pPr>
       <w:r>
-        <w:t xml:space="preserve">краткое текстовое описание роли</w:t>
-      </w:r>
-      <w:r>
-        <w:t xml:space="preserve"> </w:t>
-      </w:r>
-      <w:r>
-        <w:rPr>
-          <w:rStyle w:val="VerbatimChar"/>
-        </w:rPr>
-        <w:t xml:space="preserve">SW1</w:t>
-      </w:r>
-      <w:r>
-        <w:t xml:space="preserve">,</w:t>
-      </w:r>
-      <w:r>
-        <w:t xml:space="preserve"> </w:t>
-      </w:r>
-      <w:r>
-        <w:rPr>
-          <w:rStyle w:val="VerbatimChar"/>
-        </w:rPr>
-        <w:t xml:space="preserve">SW2</w:t>
-      </w:r>
-      <w:r>
-        <w:t xml:space="preserve">,</w:t>
-      </w:r>
-      <w:r>
-        <w:t xml:space="preserve"> </w:t>
-      </w:r>
-      <w:r>
-        <w:rPr>
-          <w:rStyle w:val="VerbatimChar"/>
-        </w:rPr>
-        <w:t xml:space="preserve">SW3</w:t>
-      </w:r>
-      <w:r>
-        <w:t xml:space="preserve">;</w:t>
+        <w:t xml:space="preserve">какой линк является точкой захвата;</w:t>
       </w:r>
     </w:p>
     <w:p>
@@ -3050,17 +3476,19 @@
         </w:numPr>
       </w:pPr>
       <w:r>
-        <w:t xml:space="preserve">пояснение о назначении резервного линка.</w:t>
-      </w:r>
-    </w:p>
-    <w:bookmarkEnd w:id="42"/>
-    <w:bookmarkStart w:id="43" w:name="Xf27f301813c11dd95227b5d7fb8a1b7e4bc8f6a"/>
-    <w:p>
-      <w:pPr>
-        <w:pStyle w:val="Heading3"/>
-      </w:pPr>
-      <w:r>
-        <w:t xml:space="preserve">Задание 2. Анализ BPDU в устойчивом состоянии</w:t>
+        <w:t xml:space="preserve">почему этот линк рассматривается как резервный;</w:t>
+      </w:r>
+    </w:p>
+    <w:p>
+      <w:pPr>
+        <w:pStyle w:val="Compact"/>
+        <w:numPr>
+          <w:ilvl w:val="0"/>
+          <w:numId w:val="1019"/>
+        </w:numPr>
+      </w:pPr>
+      <w:r>
+        <w:t xml:space="preserve">почему наличие резервного пути полезно, но опасно без STP.</w:t>
       </w:r>
     </w:p>
     <w:p>
@@ -3068,7 +3496,7 @@
         <w:pStyle w:val="FirstParagraph"/>
       </w:pPr>
       <w:r>
-        <w:t xml:space="preserve">Открой файл</w:t>
+        <w:t xml:space="preserve">Дополнительно выполнить пункт по варианту</w:t>
       </w:r>
       <w:r>
         <w:t xml:space="preserve"> </w:t>
@@ -3077,25 +3505,10 @@
         <w:rPr>
           <w:rStyle w:val="VerbatimChar"/>
         </w:rPr>
-        <w:t xml:space="preserve">pcap/lr4_stp_bpdu_demo.pcapng</w:t>
-      </w:r>
-      <w:r>
-        <w:t xml:space="preserve"> </w:t>
-      </w:r>
-      <w:r>
-        <w:t xml:space="preserve">в Wireshark и найди кадры</w:t>
-      </w:r>
-      <w:r>
-        <w:t xml:space="preserve"> </w:t>
-      </w:r>
-      <w:r>
-        <w:rPr>
-          <w:rStyle w:val="VerbatimChar"/>
-        </w:rPr>
-        <w:t xml:space="preserve">BPDU</w:t>
-      </w:r>
-      <w:r>
-        <w:t xml:space="preserve">, относящиеся к устойчивому состоянию сети.</w:t>
+        <w:t xml:space="preserve">A</w:t>
+      </w:r>
+      <w:r>
+        <w:t xml:space="preserve">.</w:t>
       </w:r>
     </w:p>
     <w:p>
@@ -3103,7 +3516,7 @@
         <w:pStyle w:val="BodyText"/>
       </w:pPr>
       <w:r>
-        <w:t xml:space="preserve">Порядок выполнения:</w:t>
+        <w:t xml:space="preserve">В отчёт по данному заданию включить:</w:t>
       </w:r>
     </w:p>
     <w:p>
@@ -3115,19 +3528,7 @@
         </w:numPr>
       </w:pPr>
       <w:r>
-        <w:t xml:space="preserve">применить фильтр</w:t>
-      </w:r>
-      <w:r>
-        <w:t xml:space="preserve"> </w:t>
-      </w:r>
-      <w:r>
-        <w:rPr>
-          <w:rStyle w:val="VerbatimChar"/>
-        </w:rPr>
-        <w:t xml:space="preserve">stp</w:t>
-      </w:r>
-      <w:r>
-        <w:t xml:space="preserve">;</w:t>
+        <w:t xml:space="preserve">схему стенда;</w:t>
       </w:r>
     </w:p>
     <w:p>
@@ -3139,7 +3540,43 @@
         </w:numPr>
       </w:pPr>
       <w:r>
-        <w:t xml:space="preserve">выбрать первые кадры BPDU до появления пользовательского трафика;</w:t>
+        <w:t xml:space="preserve">краткое текстовое описание роли</w:t>
+      </w:r>
+      <w:r>
+        <w:t xml:space="preserve"> </w:t>
+      </w:r>
+      <w:r>
+        <w:rPr>
+          <w:rStyle w:val="VerbatimChar"/>
+        </w:rPr>
+        <w:t xml:space="preserve">SW1</w:t>
+      </w:r>
+      <w:r>
+        <w:t xml:space="preserve">,</w:t>
+      </w:r>
+      <w:r>
+        <w:t xml:space="preserve"> </w:t>
+      </w:r>
+      <w:r>
+        <w:rPr>
+          <w:rStyle w:val="VerbatimChar"/>
+        </w:rPr>
+        <w:t xml:space="preserve">SW2</w:t>
+      </w:r>
+      <w:r>
+        <w:t xml:space="preserve">,</w:t>
+      </w:r>
+      <w:r>
+        <w:t xml:space="preserve"> </w:t>
+      </w:r>
+      <w:r>
+        <w:rPr>
+          <w:rStyle w:val="VerbatimChar"/>
+        </w:rPr>
+        <w:t xml:space="preserve">SW3</w:t>
+      </w:r>
+      <w:r>
+        <w:t xml:space="preserve">;</w:t>
       </w:r>
     </w:p>
     <w:p>
@@ -3151,86 +3588,68 @@
         </w:numPr>
       </w:pPr>
       <w:r>
-        <w:t xml:space="preserve">для двух-трёх кадров выписать:</w:t>
+        <w:t xml:space="preserve">пояснение о назначении резервного линка;</w:t>
       </w:r>
     </w:p>
     <w:p>
       <w:pPr>
         <w:pStyle w:val="Compact"/>
         <w:numPr>
-          <w:ilvl w:val="1"/>
-          <w:numId w:val="1021"/>
+          <w:ilvl w:val="0"/>
+          <w:numId w:val="1020"/>
         </w:numPr>
       </w:pPr>
       <w:r>
-        <w:t xml:space="preserve">номер кадра;</w:t>
-      </w:r>
-    </w:p>
-    <w:p>
-      <w:pPr>
-        <w:pStyle w:val="Compact"/>
-        <w:numPr>
-          <w:ilvl w:val="1"/>
-          <w:numId w:val="1021"/>
-        </w:numPr>
-      </w:pPr>
-      <w:r>
-        <w:t xml:space="preserve">MAC-адрес источника;</w:t>
-      </w:r>
-    </w:p>
-    <w:p>
-      <w:pPr>
-        <w:pStyle w:val="Compact"/>
-        <w:numPr>
-          <w:ilvl w:val="1"/>
-          <w:numId w:val="1021"/>
-        </w:numPr>
-      </w:pPr>
-      <w:r>
-        <w:t xml:space="preserve">MAC-адрес назначения;</w:t>
-      </w:r>
-    </w:p>
-    <w:p>
-      <w:pPr>
-        <w:pStyle w:val="Compact"/>
-        <w:numPr>
-          <w:ilvl w:val="1"/>
-          <w:numId w:val="1021"/>
-        </w:numPr>
-      </w:pPr>
+        <w:t xml:space="preserve">результат выполнения пункта по параметру</w:t>
+      </w:r>
+      <w:r>
+        <w:t xml:space="preserve"> </w:t>
+      </w:r>
       <w:r>
         <w:rPr>
           <w:rStyle w:val="VerbatimChar"/>
         </w:rPr>
-        <w:t xml:space="preserve">BPDU Type</w:t>
-      </w:r>
-      <w:r>
-        <w:t xml:space="preserve">;</w:t>
-      </w:r>
-    </w:p>
-    <w:p>
-      <w:pPr>
-        <w:pStyle w:val="Compact"/>
-        <w:numPr>
-          <w:ilvl w:val="1"/>
-          <w:numId w:val="1021"/>
-        </w:numPr>
-      </w:pPr>
+        <w:t xml:space="preserve">A</w:t>
+      </w:r>
+      <w:r>
+        <w:t xml:space="preserve">.</w:t>
+      </w:r>
+    </w:p>
+    <w:bookmarkEnd w:id="42"/>
+    <w:bookmarkStart w:id="43" w:name="Xf27f301813c11dd95227b5d7fb8a1b7e4bc8f6a"/>
+    <w:p>
+      <w:pPr>
+        <w:pStyle w:val="Heading3"/>
+      </w:pPr>
+      <w:r>
+        <w:t xml:space="preserve">Задание 2. Анализ BPDU в устойчивом состоянии</w:t>
+      </w:r>
+    </w:p>
+    <w:p>
+      <w:pPr>
+        <w:pStyle w:val="FirstParagraph"/>
+      </w:pPr>
+      <w:r>
+        <w:t xml:space="preserve">Для этого задания используется параметр</w:t>
+      </w:r>
+      <w:r>
+        <w:t xml:space="preserve"> </w:t>
+      </w:r>
       <w:r>
         <w:rPr>
           <w:rStyle w:val="VerbatimChar"/>
         </w:rPr>
-        <w:t xml:space="preserve">Root ID</w:t>
-      </w:r>
-      <w:r>
-        <w:t xml:space="preserve">;</w:t>
+        <w:t xml:space="preserve">B</w:t>
+      </w:r>
+      <w:r>
+        <w:t xml:space="preserve">, который вычисляется по формуле:</w:t>
       </w:r>
     </w:p>
     <w:p>
       <w:pPr>
         <w:pStyle w:val="Compact"/>
         <w:numPr>
-          <w:ilvl w:val="1"/>
+          <w:ilvl w:val="0"/>
           <w:numId w:val="1021"/>
         </w:numPr>
       </w:pPr>
@@ -3238,54 +3657,264 @@
         <w:rPr>
           <w:rStyle w:val="VerbatimChar"/>
         </w:rPr>
-        <w:t xml:space="preserve">Bridge ID</w:t>
-      </w:r>
-      <w:r>
-        <w:t xml:space="preserve">;</w:t>
-      </w:r>
-    </w:p>
-    <w:p>
-      <w:pPr>
-        <w:pStyle w:val="Compact"/>
-        <w:numPr>
-          <w:ilvl w:val="1"/>
-          <w:numId w:val="1021"/>
-        </w:numPr>
-      </w:pPr>
+        <w:t xml:space="preserve">B = ((N - 1) mod 3) + 1</w:t>
+      </w:r>
+    </w:p>
+    <w:p>
+      <w:pPr>
+        <w:pStyle w:val="FirstParagraph"/>
+      </w:pPr>
+      <w:r>
+        <w:t xml:space="preserve">Вариант анализа по параметру</w:t>
+      </w:r>
+      <w:r>
+        <w:t xml:space="preserve"> </w:t>
+      </w:r>
       <w:r>
         <w:rPr>
           <w:rStyle w:val="VerbatimChar"/>
         </w:rPr>
-        <w:t xml:space="preserve">Port ID</w:t>
-      </w:r>
-      <w:r>
-        <w:t xml:space="preserve">;</w:t>
-      </w:r>
-    </w:p>
-    <w:p>
-      <w:pPr>
-        <w:pStyle w:val="Compact"/>
-        <w:numPr>
-          <w:ilvl w:val="1"/>
-          <w:numId w:val="1021"/>
-        </w:numPr>
-      </w:pPr>
+        <w:t xml:space="preserve">B</w:t>
+      </w:r>
+      <w:r>
+        <w:t xml:space="preserve">:</w:t>
+      </w:r>
+    </w:p>
+    <w:tbl>
+      <w:tblPr>
+        <w:tblStyle w:val="Table"/>
+        <w:tblW w:type="auto" w:w="0"/>
+        <w:tblLook w:firstRow="1" w:lastRow="0" w:firstColumn="0" w:lastColumn="0" w:noHBand="0" w:noVBand="0" w:val="0020"/>
+      </w:tblPr>
+      <w:tblGrid>
+        <w:gridCol w:w="3960"/>
+        <w:gridCol w:w="3960"/>
+      </w:tblGrid>
+      <w:tr>
+        <w:trPr>
+          <w:tblHeader w:val="on"/>
+        </w:trPr>
+        <w:tc>
+          <w:tcPr/>
+          <w:p>
+            <w:pPr>
+              <w:pStyle w:val="Compact"/>
+            </w:pPr>
+            <w:r>
+              <w:rPr>
+                <w:rStyle w:val="VerbatimChar"/>
+              </w:rPr>
+              <w:t xml:space="preserve">B</w:t>
+            </w:r>
+          </w:p>
+        </w:tc>
+        <w:tc>
+          <w:tcPr/>
+          <w:p>
+            <w:pPr>
+              <w:pStyle w:val="Compact"/>
+            </w:pPr>
+            <w:r>
+              <w:t xml:space="preserve">Дополнительный аналитический акцент</w:t>
+            </w:r>
+          </w:p>
+        </w:tc>
+      </w:tr>
+      <w:tr>
+        <w:tc>
+          <w:tcPr/>
+          <w:p>
+            <w:pPr>
+              <w:pStyle w:val="Compact"/>
+            </w:pPr>
+            <w:r>
+              <w:rPr>
+                <w:rStyle w:val="VerbatimChar"/>
+              </w:rPr>
+              <w:t xml:space="preserve">1</w:t>
+            </w:r>
+          </w:p>
+        </w:tc>
+        <w:tc>
+          <w:tcPr/>
+          <w:p>
+            <w:pPr>
+              <w:pStyle w:val="Compact"/>
+            </w:pPr>
+            <w:r>
+              <w:t xml:space="preserve">подробно сопоставить</w:t>
+            </w:r>
+            <w:r>
+              <w:t xml:space="preserve"> </w:t>
+            </w:r>
+            <w:r>
+              <w:rPr>
+                <w:rStyle w:val="VerbatimChar"/>
+              </w:rPr>
+              <w:t xml:space="preserve">Root ID</w:t>
+            </w:r>
+            <w:r>
+              <w:t xml:space="preserve"> </w:t>
+            </w:r>
+            <w:r>
+              <w:t xml:space="preserve">и</w:t>
+            </w:r>
+            <w:r>
+              <w:t xml:space="preserve"> </w:t>
+            </w:r>
+            <w:r>
+              <w:rPr>
+                <w:rStyle w:val="VerbatimChar"/>
+              </w:rPr>
+              <w:t xml:space="preserve">Bridge ID</w:t>
+            </w:r>
+            <w:r>
+              <w:t xml:space="preserve"> </w:t>
+            </w:r>
+            <w:r>
+              <w:t xml:space="preserve">и показать, какой из отправителей совпадает с корневым коммутатором</w:t>
+            </w:r>
+          </w:p>
+        </w:tc>
+      </w:tr>
+      <w:tr>
+        <w:tc>
+          <w:tcPr/>
+          <w:p>
+            <w:pPr>
+              <w:pStyle w:val="Compact"/>
+            </w:pPr>
+            <w:r>
+              <w:rPr>
+                <w:rStyle w:val="VerbatimChar"/>
+              </w:rPr>
+              <w:t xml:space="preserve">2</w:t>
+            </w:r>
+          </w:p>
+        </w:tc>
+        <w:tc>
+          <w:tcPr/>
+          <w:p>
+            <w:pPr>
+              <w:pStyle w:val="Compact"/>
+            </w:pPr>
+            <w:r>
+              <w:t xml:space="preserve">подробно разобрать поля</w:t>
+            </w:r>
+            <w:r>
+              <w:t xml:space="preserve"> </w:t>
+            </w:r>
+            <w:r>
+              <w:rPr>
+                <w:rStyle w:val="VerbatimChar"/>
+              </w:rPr>
+              <w:t xml:space="preserve">Port ID</w:t>
+            </w:r>
+            <w:r>
+              <w:t xml:space="preserve"> </w:t>
+            </w:r>
+            <w:r>
+              <w:t xml:space="preserve">и</w:t>
+            </w:r>
+            <w:r>
+              <w:t xml:space="preserve"> </w:t>
+            </w:r>
+            <w:r>
+              <w:rPr>
+                <w:rStyle w:val="VerbatimChar"/>
+              </w:rPr>
+              <w:t xml:space="preserve">Root Path Cost</w:t>
+            </w:r>
+            <w:r>
+              <w:t xml:space="preserve">, объяснив, что они говорят о положении отправителя в дереве</w:t>
+            </w:r>
+          </w:p>
+        </w:tc>
+      </w:tr>
+      <w:tr>
+        <w:tc>
+          <w:tcPr/>
+          <w:p>
+            <w:pPr>
+              <w:pStyle w:val="Compact"/>
+            </w:pPr>
+            <w:r>
+              <w:rPr>
+                <w:rStyle w:val="VerbatimChar"/>
+              </w:rPr>
+              <w:t xml:space="preserve">3</w:t>
+            </w:r>
+          </w:p>
+        </w:tc>
+        <w:tc>
+          <w:tcPr/>
+          <w:p>
+            <w:pPr>
+              <w:pStyle w:val="Compact"/>
+            </w:pPr>
+            <w:r>
+              <w:t xml:space="preserve">отдельно пояснить роль группового MAC-адреса</w:t>
+            </w:r>
+            <w:r>
+              <w:t xml:space="preserve"> </w:t>
+            </w:r>
+            <w:r>
+              <w:rPr>
+                <w:rStyle w:val="VerbatimChar"/>
+              </w:rPr>
+              <w:t xml:space="preserve">01:80:c2:00:00:00</w:t>
+            </w:r>
+            <w:r>
+              <w:t xml:space="preserve"> </w:t>
+            </w:r>
+            <w:r>
+              <w:t xml:space="preserve">и типа BPDU в устойчивом состоянии</w:t>
+            </w:r>
+          </w:p>
+        </w:tc>
+      </w:tr>
+    </w:tbl>
+    <w:p>
+      <w:pPr>
+        <w:pStyle w:val="BodyText"/>
+      </w:pPr>
+      <w:r>
+        <w:t xml:space="preserve">Открой файл</w:t>
+      </w:r>
+      <w:r>
+        <w:t xml:space="preserve"> </w:t>
+      </w:r>
       <w:r>
         <w:rPr>
           <w:rStyle w:val="VerbatimChar"/>
         </w:rPr>
-        <w:t xml:space="preserve">Root Path Cost</w:t>
-      </w:r>
-      <w:r>
-        <w:t xml:space="preserve">.</w:t>
-      </w:r>
-    </w:p>
-    <w:p>
-      <w:pPr>
-        <w:pStyle w:val="FirstParagraph"/>
-      </w:pPr>
-      <w:r>
-        <w:t xml:space="preserve">После этого необходимо письменно ответить:</w:t>
+        <w:t xml:space="preserve">pcap/lr4_stp_bpdu_demo.pcapng</w:t>
+      </w:r>
+      <w:r>
+        <w:t xml:space="preserve"> </w:t>
+      </w:r>
+      <w:r>
+        <w:t xml:space="preserve">в Wireshark и найди кадры</w:t>
+      </w:r>
+      <w:r>
+        <w:t xml:space="preserve"> </w:t>
+      </w:r>
+      <w:r>
+        <w:rPr>
+          <w:rStyle w:val="VerbatimChar"/>
+        </w:rPr>
+        <w:t xml:space="preserve">BPDU</w:t>
+      </w:r>
+      <w:r>
+        <w:t xml:space="preserve">, относящиеся к устойчивому состоянию сети.</w:t>
+      </w:r>
+    </w:p>
+    <w:p>
+      <w:pPr>
+        <w:pStyle w:val="BodyText"/>
+      </w:pPr>
+      <w:r>
+        <w:t xml:space="preserve">Порядок выполнения:</w:t>
       </w:r>
     </w:p>
     <w:p>
@@ -3297,7 +3926,19 @@
         </w:numPr>
       </w:pPr>
       <w:r>
-        <w:t xml:space="preserve">какой коммутатор является корневым;</w:t>
+        <w:t xml:space="preserve">применить фильтр</w:t>
+      </w:r>
+      <w:r>
+        <w:t xml:space="preserve"> </w:t>
+      </w:r>
+      <w:r>
+        <w:rPr>
+          <w:rStyle w:val="VerbatimChar"/>
+        </w:rPr>
+        <w:t xml:space="preserve">stp</w:t>
+      </w:r>
+      <w:r>
+        <w:t xml:space="preserve">;</w:t>
       </w:r>
     </w:p>
     <w:p>
@@ -3309,7 +3950,7 @@
         </w:numPr>
       </w:pPr>
       <w:r>
-        <w:t xml:space="preserve">по какому признаку это видно;</w:t>
+        <w:t xml:space="preserve">выбрать первые кадры BPDU до появления пользовательского трафика;</w:t>
       </w:r>
     </w:p>
     <w:p>
@@ -3321,88 +3962,53 @@
         </w:numPr>
       </w:pPr>
       <w:r>
-        <w:t xml:space="preserve">почему на резервном линке в устойчивом состоянии передаются служебные BPDU, но ещё не видно обычных</w:t>
-      </w:r>
-      <w:r>
-        <w:t xml:space="preserve"> </w:t>
-      </w:r>
-      <w:r>
-        <w:rPr>
-          <w:rStyle w:val="VerbatimChar"/>
-        </w:rPr>
-        <w:t xml:space="preserve">ARP</w:t>
-      </w:r>
-      <w:r>
-        <w:t xml:space="preserve"> </w:t>
-      </w:r>
-      <w:r>
-        <w:t xml:space="preserve">и</w:t>
-      </w:r>
-      <w:r>
-        <w:t xml:space="preserve"> </w:t>
-      </w:r>
-      <w:r>
-        <w:rPr>
-          <w:rStyle w:val="VerbatimChar"/>
-        </w:rPr>
-        <w:t xml:space="preserve">ICMP</w:t>
-      </w:r>
-      <w:r>
-        <w:t xml:space="preserve">.</w:t>
-      </w:r>
-    </w:p>
-    <w:bookmarkEnd w:id="43"/>
-    <w:bookmarkStart w:id="44" w:name="задание-3-анализ-изменения-топологии"/>
-    <w:p>
-      <w:pPr>
-        <w:pStyle w:val="Heading3"/>
-      </w:pPr>
-      <w:r>
-        <w:t xml:space="preserve">Задание 3. Анализ изменения топологии</w:t>
-      </w:r>
-    </w:p>
-    <w:p>
-      <w:pPr>
-        <w:pStyle w:val="FirstParagraph"/>
-      </w:pPr>
-      <w:r>
-        <w:t xml:space="preserve">Найди в захвате кадры, относящиеся к изменению топологии.</w:t>
-      </w:r>
-    </w:p>
-    <w:p>
-      <w:pPr>
-        <w:pStyle w:val="BodyText"/>
-      </w:pPr>
-      <w:r>
-        <w:t xml:space="preserve">Порядок выполнения:</w:t>
+        <w:t xml:space="preserve">для двух-трёх кадров выписать:</w:t>
       </w:r>
     </w:p>
     <w:p>
       <w:pPr>
         <w:pStyle w:val="Compact"/>
         <w:numPr>
-          <w:ilvl w:val="0"/>
+          <w:ilvl w:val="1"/>
           <w:numId w:val="1023"/>
         </w:numPr>
       </w:pPr>
       <w:r>
-        <w:t xml:space="preserve">среди STP-кадров найти BPDU, сигнализирующие об изменении топологии;</w:t>
+        <w:t xml:space="preserve">номер кадра;</w:t>
       </w:r>
     </w:p>
     <w:p>
       <w:pPr>
         <w:pStyle w:val="Compact"/>
         <w:numPr>
-          <w:ilvl w:val="0"/>
+          <w:ilvl w:val="1"/>
           <w:numId w:val="1023"/>
         </w:numPr>
       </w:pPr>
       <w:r>
-        <w:t xml:space="preserve">показать кадр с</w:t>
-      </w:r>
-      <w:r>
-        <w:t xml:space="preserve"> </w:t>
-      </w:r>
+        <w:t xml:space="preserve">MAC-адрес источника;</w:t>
+      </w:r>
+    </w:p>
+    <w:p>
+      <w:pPr>
+        <w:pStyle w:val="Compact"/>
+        <w:numPr>
+          <w:ilvl w:val="1"/>
+          <w:numId w:val="1023"/>
+        </w:numPr>
+      </w:pPr>
+      <w:r>
+        <w:t xml:space="preserve">MAC-адрес назначения;</w:t>
+      </w:r>
+    </w:p>
+    <w:p>
+      <w:pPr>
+        <w:pStyle w:val="Compact"/>
+        <w:numPr>
+          <w:ilvl w:val="1"/>
+          <w:numId w:val="1023"/>
+        </w:numPr>
+      </w:pPr>
       <w:r>
         <w:rPr>
           <w:rStyle w:val="VerbatimChar"/>
@@ -3410,16 +4016,22 @@
         <w:t xml:space="preserve">BPDU Type</w:t>
       </w:r>
       <w:r>
-        <w:t xml:space="preserve">, отличающимся от обычного конфигурационного BPDU, либо кадр с признаком</w:t>
-      </w:r>
-      <w:r>
-        <w:t xml:space="preserve"> </w:t>
-      </w:r>
+        <w:t xml:space="preserve">;</w:t>
+      </w:r>
+    </w:p>
+    <w:p>
+      <w:pPr>
+        <w:pStyle w:val="Compact"/>
+        <w:numPr>
+          <w:ilvl w:val="1"/>
+          <w:numId w:val="1023"/>
+        </w:numPr>
+      </w:pPr>
       <w:r>
         <w:rPr>
           <w:rStyle w:val="VerbatimChar"/>
         </w:rPr>
-        <w:t xml:space="preserve">Topology Change</w:t>
+        <w:t xml:space="preserve">Root ID</w:t>
       </w:r>
       <w:r>
         <w:t xml:space="preserve">;</w:t>
@@ -3429,24 +4041,54 @@
       <w:pPr>
         <w:pStyle w:val="Compact"/>
         <w:numPr>
-          <w:ilvl w:val="0"/>
+          <w:ilvl w:val="1"/>
           <w:numId w:val="1023"/>
         </w:numPr>
       </w:pPr>
       <w:r>
-        <w:t xml:space="preserve">выписать номер кадра и его ключевые поля;</w:t>
+        <w:rPr>
+          <w:rStyle w:val="VerbatimChar"/>
+        </w:rPr>
+        <w:t xml:space="preserve">Bridge ID</w:t>
+      </w:r>
+      <w:r>
+        <w:t xml:space="preserve">;</w:t>
       </w:r>
     </w:p>
     <w:p>
       <w:pPr>
         <w:pStyle w:val="Compact"/>
         <w:numPr>
-          <w:ilvl w:val="0"/>
+          <w:ilvl w:val="1"/>
           <w:numId w:val="1023"/>
         </w:numPr>
       </w:pPr>
       <w:r>
-        <w:t xml:space="preserve">кратко объяснить, что именно произошло в сети.</w:t>
+        <w:rPr>
+          <w:rStyle w:val="VerbatimChar"/>
+        </w:rPr>
+        <w:t xml:space="preserve">Port ID</w:t>
+      </w:r>
+      <w:r>
+        <w:t xml:space="preserve">;</w:t>
+      </w:r>
+    </w:p>
+    <w:p>
+      <w:pPr>
+        <w:pStyle w:val="Compact"/>
+        <w:numPr>
+          <w:ilvl w:val="1"/>
+          <w:numId w:val="1023"/>
+        </w:numPr>
+      </w:pPr>
+      <w:r>
+        <w:rPr>
+          <w:rStyle w:val="VerbatimChar"/>
+        </w:rPr>
+        <w:t xml:space="preserve">Root Path Cost</w:t>
+      </w:r>
+      <w:r>
+        <w:t xml:space="preserve">.</w:t>
       </w:r>
     </w:p>
     <w:p>
@@ -3454,7 +4096,7 @@
         <w:pStyle w:val="FirstParagraph"/>
       </w:pPr>
       <w:r>
-        <w:t xml:space="preserve">В отчёте необходимо показать:</w:t>
+        <w:t xml:space="preserve">После этого необходимо письменно ответить:</w:t>
       </w:r>
     </w:p>
     <w:p>
@@ -3466,7 +4108,7 @@
         </w:numPr>
       </w:pPr>
       <w:r>
-        <w:t xml:space="preserve">какой кадр является свидетельством изменения топологии;</w:t>
+        <w:t xml:space="preserve">какой коммутатор является корневым;</w:t>
       </w:r>
     </w:p>
     <w:p>
@@ -3478,7 +4120,7 @@
         </w:numPr>
       </w:pPr>
       <w:r>
-        <w:t xml:space="preserve">как это изменение связано с отказом основного пути;</w:t>
+        <w:t xml:space="preserve">по какому признаку это видно;</w:t>
       </w:r>
     </w:p>
     <w:p>
@@ -3490,17 +4132,34 @@
         </w:numPr>
       </w:pPr>
       <w:r>
-        <w:t xml:space="preserve">почему после этого резервный линк становится полезным для передачи данных.</w:t>
-      </w:r>
-    </w:p>
-    <w:bookmarkEnd w:id="44"/>
-    <w:bookmarkStart w:id="45" w:name="Xf49e58fea7f94ada3ccfaaff8ca89dadc770f5a"/>
-    <w:p>
-      <w:pPr>
-        <w:pStyle w:val="Heading3"/>
-      </w:pPr>
-      <w:r>
-        <w:t xml:space="preserve">Задание 4. Анализ пользовательского трафика после отказа линка</w:t>
+        <w:t xml:space="preserve">почему на резервном линке в устойчивом состоянии передаются служебные BPDU, но ещё не видно обычных</w:t>
+      </w:r>
+      <w:r>
+        <w:t xml:space="preserve"> </w:t>
+      </w:r>
+      <w:r>
+        <w:rPr>
+          <w:rStyle w:val="VerbatimChar"/>
+        </w:rPr>
+        <w:t xml:space="preserve">ARP</w:t>
+      </w:r>
+      <w:r>
+        <w:t xml:space="preserve"> </w:t>
+      </w:r>
+      <w:r>
+        <w:t xml:space="preserve">и</w:t>
+      </w:r>
+      <w:r>
+        <w:t xml:space="preserve"> </w:t>
+      </w:r>
+      <w:r>
+        <w:rPr>
+          <w:rStyle w:val="VerbatimChar"/>
+        </w:rPr>
+        <w:t xml:space="preserve">ICMP</w:t>
+      </w:r>
+      <w:r>
+        <w:t xml:space="preserve">.</w:t>
       </w:r>
     </w:p>
     <w:p>
@@ -3508,7 +4167,19 @@
         <w:pStyle w:val="FirstParagraph"/>
       </w:pPr>
       <w:r>
-        <w:t xml:space="preserve">После STP-кадров найди на том же самом линке пользовательский трафик.</w:t>
+        <w:t xml:space="preserve">Дополнительно дать письменный комментарий по варианту</w:t>
+      </w:r>
+      <w:r>
+        <w:t xml:space="preserve"> </w:t>
+      </w:r>
+      <w:r>
+        <w:rPr>
+          <w:rStyle w:val="VerbatimChar"/>
+        </w:rPr>
+        <w:t xml:space="preserve">B</w:t>
+      </w:r>
+      <w:r>
+        <w:t xml:space="preserve">.</w:t>
       </w:r>
     </w:p>
     <w:p>
@@ -3516,7 +4187,7 @@
         <w:pStyle w:val="BodyText"/>
       </w:pPr>
       <w:r>
-        <w:t xml:space="preserve">Порядок выполнения:</w:t>
+        <w:t xml:space="preserve">В отчёт по данному заданию включить:</w:t>
       </w:r>
     </w:p>
     <w:p>
@@ -3528,7 +4199,7 @@
         </w:numPr>
       </w:pPr>
       <w:r>
-        <w:t xml:space="preserve">найти</w:t>
+        <w:t xml:space="preserve">таблицу анализа двух-трёх кадров</w:t>
       </w:r>
       <w:r>
         <w:t xml:space="preserve"> </w:t>
@@ -3537,7 +4208,7 @@
         <w:rPr>
           <w:rStyle w:val="VerbatimChar"/>
         </w:rPr>
-        <w:t xml:space="preserve">ARP Request</w:t>
+        <w:t xml:space="preserve">BPDU</w:t>
       </w:r>
       <w:r>
         <w:t xml:space="preserve">;</w:t>
@@ -3552,7 +4223,7 @@
         </w:numPr>
       </w:pPr>
       <w:r>
-        <w:t xml:space="preserve">найти</w:t>
+        <w:t xml:space="preserve">не менее 3 скриншотов</w:t>
       </w:r>
       <w:r>
         <w:t xml:space="preserve"> </w:t>
@@ -3561,10 +4232,13 @@
         <w:rPr>
           <w:rStyle w:val="VerbatimChar"/>
         </w:rPr>
-        <w:t xml:space="preserve">ARP Reply</w:t>
-      </w:r>
-      <w:r>
-        <w:t xml:space="preserve">;</w:t>
+        <w:t xml:space="preserve">BPDU</w:t>
+      </w:r>
+      <w:r>
+        <w:t xml:space="preserve"> </w:t>
+      </w:r>
+      <w:r>
+        <w:t xml:space="preserve">из устойчивого состояния;</w:t>
       </w:r>
     </w:p>
     <w:p>
@@ -3576,19 +4250,7 @@
         </w:numPr>
       </w:pPr>
       <w:r>
-        <w:t xml:space="preserve">найти</w:t>
-      </w:r>
-      <w:r>
-        <w:t xml:space="preserve"> </w:t>
-      </w:r>
-      <w:r>
-        <w:rPr>
-          <w:rStyle w:val="VerbatimChar"/>
-        </w:rPr>
-        <w:t xml:space="preserve">ICMP Echo Request</w:t>
-      </w:r>
-      <w:r>
-        <w:t xml:space="preserve">;</w:t>
+        <w:t xml:space="preserve">письменные ответы на три обязательных вопроса;</w:t>
       </w:r>
     </w:p>
     <w:p>
@@ -3600,7 +4262,7 @@
         </w:numPr>
       </w:pPr>
       <w:r>
-        <w:t xml:space="preserve">найти</w:t>
+        <w:t xml:space="preserve">комментарий по варианту</w:t>
       </w:r>
       <w:r>
         <w:t xml:space="preserve"> </w:t>
@@ -3609,10 +4271,40 @@
         <w:rPr>
           <w:rStyle w:val="VerbatimChar"/>
         </w:rPr>
-        <w:t xml:space="preserve">ICMP Echo Reply</w:t>
-      </w:r>
-      <w:r>
-        <w:t xml:space="preserve">;</w:t>
+        <w:t xml:space="preserve">B</w:t>
+      </w:r>
+      <w:r>
+        <w:t xml:space="preserve">.</w:t>
+      </w:r>
+    </w:p>
+    <w:bookmarkEnd w:id="43"/>
+    <w:bookmarkStart w:id="44" w:name="задание-3-анализ-изменения-топологии"/>
+    <w:p>
+      <w:pPr>
+        <w:pStyle w:val="Heading3"/>
+      </w:pPr>
+      <w:r>
+        <w:t xml:space="preserve">Задание 3. Анализ изменения топологии</w:t>
+      </w:r>
+    </w:p>
+    <w:p>
+      <w:pPr>
+        <w:pStyle w:val="FirstParagraph"/>
+      </w:pPr>
+      <w:r>
+        <w:t xml:space="preserve">Для этого задания используется параметр</w:t>
+      </w:r>
+      <w:r>
+        <w:t xml:space="preserve"> </w:t>
+      </w:r>
+      <w:r>
+        <w:rPr>
+          <w:rStyle w:val="VerbatimChar"/>
+        </w:rPr>
+        <w:t xml:space="preserve">C</w:t>
+      </w:r>
+      <w:r>
+        <w:t xml:space="preserve">, который вычисляется по формуле:</w:t>
       </w:r>
     </w:p>
     <w:p>
@@ -3620,59 +4312,14 @@
         <w:pStyle w:val="Compact"/>
         <w:numPr>
           <w:ilvl w:val="0"/>
-          <w:numId w:val="1025"/>
-        </w:numPr>
-      </w:pPr>
-      <w:r>
-        <w:t xml:space="preserve">для этих кадров выписать:</w:t>
-      </w:r>
-    </w:p>
-    <w:p>
-      <w:pPr>
-        <w:pStyle w:val="Compact"/>
-        <w:numPr>
-          <w:ilvl w:val="1"/>
           <w:numId w:val="1026"/>
         </w:numPr>
       </w:pPr>
       <w:r>
-        <w:t xml:space="preserve">номер кадра;</w:t>
-      </w:r>
-    </w:p>
-    <w:p>
-      <w:pPr>
-        <w:pStyle w:val="Compact"/>
-        <w:numPr>
-          <w:ilvl w:val="1"/>
-          <w:numId w:val="1026"/>
-        </w:numPr>
-      </w:pPr>
-      <w:r>
-        <w:t xml:space="preserve">MAC-адрес источника и назначения;</w:t>
-      </w:r>
-    </w:p>
-    <w:p>
-      <w:pPr>
-        <w:pStyle w:val="Compact"/>
-        <w:numPr>
-          <w:ilvl w:val="1"/>
-          <w:numId w:val="1026"/>
-        </w:numPr>
-      </w:pPr>
-      <w:r>
-        <w:t xml:space="preserve">IP-адрес источника и назначения;</w:t>
-      </w:r>
-    </w:p>
-    <w:p>
-      <w:pPr>
-        <w:pStyle w:val="Compact"/>
-        <w:numPr>
-          <w:ilvl w:val="1"/>
-          <w:numId w:val="1026"/>
-        </w:numPr>
-      </w:pPr>
-      <w:r>
-        <w:t xml:space="preserve">протокол верхнего уровня.</w:t>
+        <w:rPr>
+          <w:rStyle w:val="VerbatimChar"/>
+        </w:rPr>
+        <w:t xml:space="preserve">C = ((N - 1) mod 3) + 1</w:t>
       </w:r>
     </w:p>
     <w:p>
@@ -3680,7 +4327,184 @@
         <w:pStyle w:val="FirstParagraph"/>
       </w:pPr>
       <w:r>
-        <w:t xml:space="preserve">После этого необходимо письменно объяснить:</w:t>
+        <w:t xml:space="preserve">Вариант анализа по параметру</w:t>
+      </w:r>
+      <w:r>
+        <w:t xml:space="preserve"> </w:t>
+      </w:r>
+      <w:r>
+        <w:rPr>
+          <w:rStyle w:val="VerbatimChar"/>
+        </w:rPr>
+        <w:t xml:space="preserve">C</w:t>
+      </w:r>
+      <w:r>
+        <w:t xml:space="preserve">:</w:t>
+      </w:r>
+    </w:p>
+    <w:tbl>
+      <w:tblPr>
+        <w:tblStyle w:val="Table"/>
+        <w:tblW w:type="auto" w:w="0"/>
+        <w:tblLook w:firstRow="1" w:lastRow="0" w:firstColumn="0" w:lastColumn="0" w:noHBand="0" w:noVBand="0" w:val="0020"/>
+      </w:tblPr>
+      <w:tblGrid>
+        <w:gridCol w:w="3960"/>
+        <w:gridCol w:w="3960"/>
+      </w:tblGrid>
+      <w:tr>
+        <w:trPr>
+          <w:tblHeader w:val="on"/>
+        </w:trPr>
+        <w:tc>
+          <w:tcPr/>
+          <w:p>
+            <w:pPr>
+              <w:pStyle w:val="Compact"/>
+            </w:pPr>
+            <w:r>
+              <w:rPr>
+                <w:rStyle w:val="VerbatimChar"/>
+              </w:rPr>
+              <w:t xml:space="preserve">C</w:t>
+            </w:r>
+          </w:p>
+        </w:tc>
+        <w:tc>
+          <w:tcPr/>
+          <w:p>
+            <w:pPr>
+              <w:pStyle w:val="Compact"/>
+            </w:pPr>
+            <w:r>
+              <w:t xml:space="preserve">Дополнительный аналитический акцент</w:t>
+            </w:r>
+          </w:p>
+        </w:tc>
+      </w:tr>
+      <w:tr>
+        <w:tc>
+          <w:tcPr/>
+          <w:p>
+            <w:pPr>
+              <w:pStyle w:val="Compact"/>
+            </w:pPr>
+            <w:r>
+              <w:rPr>
+                <w:rStyle w:val="VerbatimChar"/>
+              </w:rPr>
+              <w:t xml:space="preserve">1</w:t>
+            </w:r>
+          </w:p>
+        </w:tc>
+        <w:tc>
+          <w:tcPr/>
+          <w:p>
+            <w:pPr>
+              <w:pStyle w:val="Compact"/>
+            </w:pPr>
+            <w:r>
+              <w:t xml:space="preserve">подробно показать, по какому полю видно факт</w:t>
+            </w:r>
+            <w:r>
+              <w:t xml:space="preserve"> </w:t>
+            </w:r>
+            <w:r>
+              <w:rPr>
+                <w:rStyle w:val="VerbatimChar"/>
+              </w:rPr>
+              <w:t xml:space="preserve">Topology Change</w:t>
+            </w:r>
+            <w:r>
+              <w:t xml:space="preserve">, и объяснить смысл этого признака</w:t>
+            </w:r>
+          </w:p>
+        </w:tc>
+      </w:tr>
+      <w:tr>
+        <w:tc>
+          <w:tcPr/>
+          <w:p>
+            <w:pPr>
+              <w:pStyle w:val="Compact"/>
+            </w:pPr>
+            <w:r>
+              <w:rPr>
+                <w:rStyle w:val="VerbatimChar"/>
+              </w:rPr>
+              <w:t xml:space="preserve">2</w:t>
+            </w:r>
+          </w:p>
+        </w:tc>
+        <w:tc>
+          <w:tcPr/>
+          <w:p>
+            <w:pPr>
+              <w:pStyle w:val="Compact"/>
+            </w:pPr>
+            <w:r>
+              <w:t xml:space="preserve">сравнить кадр изменения топологии с обычным конфигурационным</w:t>
+            </w:r>
+            <w:r>
+              <w:t xml:space="preserve"> </w:t>
+            </w:r>
+            <w:r>
+              <w:rPr>
+                <w:rStyle w:val="VerbatimChar"/>
+              </w:rPr>
+              <w:t xml:space="preserve">BPDU</w:t>
+            </w:r>
+            <w:r>
+              <w:t xml:space="preserve"> </w:t>
+            </w:r>
+            <w:r>
+              <w:t xml:space="preserve">из устойчивого состояния</w:t>
+            </w:r>
+          </w:p>
+        </w:tc>
+      </w:tr>
+      <w:tr>
+        <w:tc>
+          <w:tcPr/>
+          <w:p>
+            <w:pPr>
+              <w:pStyle w:val="Compact"/>
+            </w:pPr>
+            <w:r>
+              <w:rPr>
+                <w:rStyle w:val="VerbatimChar"/>
+              </w:rPr>
+              <w:t xml:space="preserve">3</w:t>
+            </w:r>
+          </w:p>
+        </w:tc>
+        <w:tc>
+          <w:tcPr/>
+          <w:p>
+            <w:pPr>
+              <w:pStyle w:val="Compact"/>
+            </w:pPr>
+            <w:r>
+              <w:t xml:space="preserve">пояснить, как изменение топологии связано с переходом резервного линка в полезное для передачи данных состояние</w:t>
+            </w:r>
+          </w:p>
+        </w:tc>
+      </w:tr>
+    </w:tbl>
+    <w:p>
+      <w:pPr>
+        <w:pStyle w:val="BodyText"/>
+      </w:pPr>
+      <w:r>
+        <w:t xml:space="preserve">Найди в захвате кадры, относящиеся к изменению топологии.</w:t>
+      </w:r>
+    </w:p>
+    <w:p>
+      <w:pPr>
+        <w:pStyle w:val="BodyText"/>
+      </w:pPr>
+      <w:r>
+        <w:t xml:space="preserve">Порядок выполнения:</w:t>
       </w:r>
     </w:p>
     <w:p>
@@ -3692,7 +4516,7 @@
         </w:numPr>
       </w:pPr>
       <w:r>
-        <w:t xml:space="preserve">почему пользовательский трафик появился на данном линке только после изменения топологии;</w:t>
+        <w:t xml:space="preserve">среди STP-кадров найти BPDU, сигнализирующие об изменении топологии;</w:t>
       </w:r>
     </w:p>
     <w:p>
@@ -3704,7 +4528,31 @@
         </w:numPr>
       </w:pPr>
       <w:r>
-        <w:t xml:space="preserve">что это говорит о роли резервного пути в сети со STP;</w:t>
+        <w:t xml:space="preserve">показать кадр с</w:t>
+      </w:r>
+      <w:r>
+        <w:t xml:space="preserve"> </w:t>
+      </w:r>
+      <w:r>
+        <w:rPr>
+          <w:rStyle w:val="VerbatimChar"/>
+        </w:rPr>
+        <w:t xml:space="preserve">BPDU Type</w:t>
+      </w:r>
+      <w:r>
+        <w:t xml:space="preserve">, отличающимся от обычного конфигурационного BPDU, либо кадр с признаком</w:t>
+      </w:r>
+      <w:r>
+        <w:t xml:space="preserve"> </w:t>
+      </w:r>
+      <w:r>
+        <w:rPr>
+          <w:rStyle w:val="VerbatimChar"/>
+        </w:rPr>
+        <w:t xml:space="preserve">Topology Change</w:t>
+      </w:r>
+      <w:r>
+        <w:t xml:space="preserve">;</w:t>
       </w:r>
     </w:p>
     <w:p>
@@ -3716,47 +4564,19 @@
         </w:numPr>
       </w:pPr>
       <w:r>
-        <w:t xml:space="preserve">почему появление</w:t>
-      </w:r>
-      <w:r>
-        <w:t xml:space="preserve"> </w:t>
-      </w:r>
-      <w:r>
-        <w:rPr>
-          <w:rStyle w:val="VerbatimChar"/>
-        </w:rPr>
-        <w:t xml:space="preserve">ARP</w:t>
-      </w:r>
-      <w:r>
-        <w:t xml:space="preserve"> </w:t>
-      </w:r>
-      <w:r>
-        <w:t xml:space="preserve">и</w:t>
-      </w:r>
-      <w:r>
-        <w:t xml:space="preserve"> </w:t>
-      </w:r>
-      <w:r>
-        <w:rPr>
-          <w:rStyle w:val="VerbatimChar"/>
-        </w:rPr>
-        <w:t xml:space="preserve">ICMP</w:t>
-      </w:r>
-      <w:r>
-        <w:t xml:space="preserve"> </w:t>
-      </w:r>
-      <w:r>
-        <w:t xml:space="preserve">на линке является практическим подтверждением восстановления связности.</w:t>
-      </w:r>
-    </w:p>
-    <w:bookmarkEnd w:id="45"/>
-    <w:bookmarkStart w:id="46" w:name="задание-5-аналитическая-часть"/>
-    <w:p>
-      <w:pPr>
-        <w:pStyle w:val="Heading3"/>
-      </w:pPr>
-      <w:r>
-        <w:t xml:space="preserve">Задание 5. Аналитическая часть</w:t>
+        <w:t xml:space="preserve">выписать номер кадра и его ключевые поля;</w:t>
+      </w:r>
+    </w:p>
+    <w:p>
+      <w:pPr>
+        <w:pStyle w:val="Compact"/>
+        <w:numPr>
+          <w:ilvl w:val="0"/>
+          <w:numId w:val="1027"/>
+        </w:numPr>
+      </w:pPr>
+      <w:r>
+        <w:t xml:space="preserve">кратко объяснить, что именно произошло в сети.</w:t>
       </w:r>
     </w:p>
     <w:p>
@@ -3764,7 +4584,7 @@
         <w:pStyle w:val="FirstParagraph"/>
       </w:pPr>
       <w:r>
-        <w:t xml:space="preserve">На основании захвата необходимо сделать выводы по следующим вопросам:</w:t>
+        <w:t xml:space="preserve">В отчёте необходимо показать:</w:t>
       </w:r>
     </w:p>
     <w:p>
@@ -3776,7 +4596,7 @@
         </w:numPr>
       </w:pPr>
       <w:r>
-        <w:t xml:space="preserve">почему без STP физическое кольцо было бы опасным;</w:t>
+        <w:t xml:space="preserve">какой кадр является свидетельством изменения топологии;</w:t>
       </w:r>
     </w:p>
     <w:p>
@@ -3788,7 +4608,7 @@
         </w:numPr>
       </w:pPr>
       <w:r>
-        <w:t xml:space="preserve">какую роль играют BPDU в расчёте связующего дерева;</w:t>
+        <w:t xml:space="preserve">как это изменение связано с отказом основного пути;</w:t>
       </w:r>
     </w:p>
     <w:p>
@@ -3800,19 +4620,7 @@
         </w:numPr>
       </w:pPr>
       <w:r>
-        <w:t xml:space="preserve">как по захвату понять, что корневой коммутатор выбран и сеть находится под управлением STP;</w:t>
-      </w:r>
-    </w:p>
-    <w:p>
-      <w:pPr>
-        <w:pStyle w:val="Compact"/>
-        <w:numPr>
-          <w:ilvl w:val="0"/>
-          <w:numId w:val="1028"/>
-        </w:numPr>
-      </w:pPr>
-      <w:r>
-        <w:t xml:space="preserve">как изменение топологии отражается на реальном пользовательском трафике.</w:t>
+        <w:t xml:space="preserve">почему после этого резервный линк становится полезным для передачи данных.</w:t>
       </w:r>
     </w:p>
     <w:p>
@@ -3820,7 +4628,27 @@
         <w:pStyle w:val="FirstParagraph"/>
       </w:pPr>
       <w:r>
-        <w:t xml:space="preserve">Итоговый вывод лабораторной работы должен содержать три обязательные мысли:</w:t>
+        <w:t xml:space="preserve">Дополнительно дать письменный комментарий по варианту</w:t>
+      </w:r>
+      <w:r>
+        <w:t xml:space="preserve"> </w:t>
+      </w:r>
+      <w:r>
+        <w:rPr>
+          <w:rStyle w:val="VerbatimChar"/>
+        </w:rPr>
+        <w:t xml:space="preserve">C</w:t>
+      </w:r>
+      <w:r>
+        <w:t xml:space="preserve">.</w:t>
+      </w:r>
+    </w:p>
+    <w:p>
+      <w:pPr>
+        <w:pStyle w:val="BodyText"/>
+      </w:pPr>
+      <w:r>
+        <w:t xml:space="preserve">В отчёт по данному заданию включить:</w:t>
       </w:r>
     </w:p>
     <w:p>
@@ -3832,7 +4660,7 @@
         </w:numPr>
       </w:pPr>
       <w:r>
-        <w:t xml:space="preserve">STP предотвращает образование активной петли на втором уровне;</w:t>
+        <w:t xml:space="preserve">номер кадра, свидетельствующего об изменении топологии;</w:t>
       </w:r>
     </w:p>
     <w:p>
@@ -3844,7 +4672,7 @@
         </w:numPr>
       </w:pPr>
       <w:r>
-        <w:t xml:space="preserve">BPDU являются наблюдаемым механизмом работы STP;</w:t>
+        <w:t xml:space="preserve">минимум 1 скриншот соответствующего кадра;</w:t>
       </w:r>
     </w:p>
     <w:p>
@@ -3856,7 +4684,1023 @@
         </w:numPr>
       </w:pPr>
       <w:r>
+        <w:t xml:space="preserve">письменные ответы на три обязательных вопроса;</w:t>
+      </w:r>
+    </w:p>
+    <w:p>
+      <w:pPr>
+        <w:pStyle w:val="Compact"/>
+        <w:numPr>
+          <w:ilvl w:val="0"/>
+          <w:numId w:val="1029"/>
+        </w:numPr>
+      </w:pPr>
+      <w:r>
+        <w:t xml:space="preserve">комментарий по варианту</w:t>
+      </w:r>
+      <w:r>
+        <w:t xml:space="preserve"> </w:t>
+      </w:r>
+      <w:r>
+        <w:rPr>
+          <w:rStyle w:val="VerbatimChar"/>
+        </w:rPr>
+        <w:t xml:space="preserve">C</w:t>
+      </w:r>
+      <w:r>
+        <w:t xml:space="preserve">.</w:t>
+      </w:r>
+    </w:p>
+    <w:bookmarkEnd w:id="44"/>
+    <w:bookmarkStart w:id="45" w:name="Xf49e58fea7f94ada3ccfaaff8ca89dadc770f5a"/>
+    <w:p>
+      <w:pPr>
+        <w:pStyle w:val="Heading3"/>
+      </w:pPr>
+      <w:r>
+        <w:t xml:space="preserve">Задание 4. Анализ пользовательского трафика после отказа линка</w:t>
+      </w:r>
+    </w:p>
+    <w:p>
+      <w:pPr>
+        <w:pStyle w:val="FirstParagraph"/>
+      </w:pPr>
+      <w:r>
+        <w:t xml:space="preserve">Для этого задания используется параметр</w:t>
+      </w:r>
+      <w:r>
+        <w:t xml:space="preserve"> </w:t>
+      </w:r>
+      <w:r>
+        <w:rPr>
+          <w:rStyle w:val="VerbatimChar"/>
+        </w:rPr>
+        <w:t xml:space="preserve">D</w:t>
+      </w:r>
+      <w:r>
+        <w:t xml:space="preserve">, который вычисляется по формуле:</w:t>
+      </w:r>
+    </w:p>
+    <w:p>
+      <w:pPr>
+        <w:pStyle w:val="Compact"/>
+        <w:numPr>
+          <w:ilvl w:val="0"/>
+          <w:numId w:val="1030"/>
+        </w:numPr>
+      </w:pPr>
+      <w:r>
+        <w:rPr>
+          <w:rStyle w:val="VerbatimChar"/>
+        </w:rPr>
+        <w:t xml:space="preserve">D = ((N - 1) mod 3) + 1</w:t>
+      </w:r>
+    </w:p>
+    <w:p>
+      <w:pPr>
+        <w:pStyle w:val="FirstParagraph"/>
+      </w:pPr>
+      <w:r>
+        <w:t xml:space="preserve">Вариант анализа по параметру</w:t>
+      </w:r>
+      <w:r>
+        <w:t xml:space="preserve"> </w:t>
+      </w:r>
+      <w:r>
+        <w:rPr>
+          <w:rStyle w:val="VerbatimChar"/>
+        </w:rPr>
+        <w:t xml:space="preserve">D</w:t>
+      </w:r>
+      <w:r>
+        <w:t xml:space="preserve">:</w:t>
+      </w:r>
+    </w:p>
+    <w:tbl>
+      <w:tblPr>
+        <w:tblStyle w:val="Table"/>
+        <w:tblW w:type="auto" w:w="0"/>
+        <w:tblLook w:firstRow="1" w:lastRow="0" w:firstColumn="0" w:lastColumn="0" w:noHBand="0" w:noVBand="0" w:val="0020"/>
+      </w:tblPr>
+      <w:tblGrid>
+        <w:gridCol w:w="3960"/>
+        <w:gridCol w:w="3960"/>
+      </w:tblGrid>
+      <w:tr>
+        <w:trPr>
+          <w:tblHeader w:val="on"/>
+        </w:trPr>
+        <w:tc>
+          <w:tcPr/>
+          <w:p>
+            <w:pPr>
+              <w:pStyle w:val="Compact"/>
+            </w:pPr>
+            <w:r>
+              <w:rPr>
+                <w:rStyle w:val="VerbatimChar"/>
+              </w:rPr>
+              <w:t xml:space="preserve">D</w:t>
+            </w:r>
+          </w:p>
+        </w:tc>
+        <w:tc>
+          <w:tcPr/>
+          <w:p>
+            <w:pPr>
+              <w:pStyle w:val="Compact"/>
+            </w:pPr>
+            <w:r>
+              <w:t xml:space="preserve">Дополнительный аналитический акцент</w:t>
+            </w:r>
+          </w:p>
+        </w:tc>
+      </w:tr>
+      <w:tr>
+        <w:tc>
+          <w:tcPr/>
+          <w:p>
+            <w:pPr>
+              <w:pStyle w:val="Compact"/>
+            </w:pPr>
+            <w:r>
+              <w:rPr>
+                <w:rStyle w:val="VerbatimChar"/>
+              </w:rPr>
+              <w:t xml:space="preserve">1</w:t>
+            </w:r>
+          </w:p>
+        </w:tc>
+        <w:tc>
+          <w:tcPr/>
+          <w:p>
+            <w:pPr>
+              <w:pStyle w:val="Compact"/>
+            </w:pPr>
+            <w:r>
+              <w:t xml:space="preserve">подробно показать, что восстановленная связность проявляется через последовательность</w:t>
+            </w:r>
+            <w:r>
+              <w:t xml:space="preserve"> </w:t>
+            </w:r>
+            <w:r>
+              <w:rPr>
+                <w:rStyle w:val="VerbatimChar"/>
+              </w:rPr>
+              <w:t xml:space="preserve">ARP Request</w:t>
+            </w:r>
+            <w:r>
+              <w:t xml:space="preserve"> </w:t>
+            </w:r>
+            <w:r>
+              <w:t xml:space="preserve">→</w:t>
+            </w:r>
+            <w:r>
+              <w:t xml:space="preserve"> </w:t>
+            </w:r>
+            <w:r>
+              <w:rPr>
+                <w:rStyle w:val="VerbatimChar"/>
+              </w:rPr>
+              <w:t xml:space="preserve">ARP Reply</w:t>
+            </w:r>
+            <w:r>
+              <w:t xml:space="preserve"> </w:t>
+            </w:r>
+            <w:r>
+              <w:t xml:space="preserve">→</w:t>
+            </w:r>
+            <w:r>
+              <w:t xml:space="preserve"> </w:t>
+            </w:r>
+            <w:r>
+              <w:rPr>
+                <w:rStyle w:val="VerbatimChar"/>
+              </w:rPr>
+              <w:t xml:space="preserve">ICMP Echo</w:t>
+            </w:r>
+          </w:p>
+        </w:tc>
+      </w:tr>
+      <w:tr>
+        <w:tc>
+          <w:tcPr/>
+          <w:p>
+            <w:pPr>
+              <w:pStyle w:val="Compact"/>
+            </w:pPr>
+            <w:r>
+              <w:rPr>
+                <w:rStyle w:val="VerbatimChar"/>
+              </w:rPr>
+              <w:t xml:space="preserve">2</w:t>
+            </w:r>
+          </w:p>
+        </w:tc>
+        <w:tc>
+          <w:tcPr/>
+          <w:p>
+            <w:pPr>
+              <w:pStyle w:val="Compact"/>
+            </w:pPr>
+            <w:r>
+              <w:t xml:space="preserve">сравнить адресацию в</w:t>
+            </w:r>
+            <w:r>
+              <w:t xml:space="preserve"> </w:t>
+            </w:r>
+            <w:r>
+              <w:rPr>
+                <w:rStyle w:val="VerbatimChar"/>
+              </w:rPr>
+              <w:t xml:space="preserve">ARP</w:t>
+            </w:r>
+            <w:r>
+              <w:t xml:space="preserve"> </w:t>
+            </w:r>
+            <w:r>
+              <w:t xml:space="preserve">и</w:t>
+            </w:r>
+            <w:r>
+              <w:t xml:space="preserve"> </w:t>
+            </w:r>
+            <w:r>
+              <w:rPr>
+                <w:rStyle w:val="VerbatimChar"/>
+              </w:rPr>
+              <w:t xml:space="preserve">ICMP</w:t>
+            </w:r>
+            <w:r>
+              <w:t xml:space="preserve">, пояснив, какие узлы реально обмениваются пользовательскими данными после перестроения дерева</w:t>
+            </w:r>
+          </w:p>
+        </w:tc>
+      </w:tr>
+      <w:tr>
+        <w:tc>
+          <w:tcPr/>
+          <w:p>
+            <w:pPr>
+              <w:pStyle w:val="Compact"/>
+            </w:pPr>
+            <w:r>
+              <w:rPr>
+                <w:rStyle w:val="VerbatimChar"/>
+              </w:rPr>
+              <w:t xml:space="preserve">3</w:t>
+            </w:r>
+          </w:p>
+        </w:tc>
+        <w:tc>
+          <w:tcPr/>
+          <w:p>
+            <w:pPr>
+              <w:pStyle w:val="Compact"/>
+            </w:pPr>
+            <w:r>
+              <w:t xml:space="preserve">объяснить, почему пользовательский трафик появился именно на этом линке только после отказа основного пути</w:t>
+            </w:r>
+          </w:p>
+        </w:tc>
+      </w:tr>
+    </w:tbl>
+    <w:p>
+      <w:pPr>
+        <w:pStyle w:val="BodyText"/>
+      </w:pPr>
+      <w:r>
+        <w:t xml:space="preserve">После STP-кадров найди на том же самом линке пользовательский трафик.</w:t>
+      </w:r>
+    </w:p>
+    <w:p>
+      <w:pPr>
+        <w:pStyle w:val="BodyText"/>
+      </w:pPr>
+      <w:r>
+        <w:t xml:space="preserve">Порядок выполнения:</w:t>
+      </w:r>
+    </w:p>
+    <w:p>
+      <w:pPr>
+        <w:pStyle w:val="Compact"/>
+        <w:numPr>
+          <w:ilvl w:val="0"/>
+          <w:numId w:val="1031"/>
+        </w:numPr>
+      </w:pPr>
+      <w:r>
+        <w:t xml:space="preserve">найти</w:t>
+      </w:r>
+      <w:r>
+        <w:t xml:space="preserve"> </w:t>
+      </w:r>
+      <w:r>
+        <w:rPr>
+          <w:rStyle w:val="VerbatimChar"/>
+        </w:rPr>
+        <w:t xml:space="preserve">ARP Request</w:t>
+      </w:r>
+      <w:r>
+        <w:t xml:space="preserve">;</w:t>
+      </w:r>
+    </w:p>
+    <w:p>
+      <w:pPr>
+        <w:pStyle w:val="Compact"/>
+        <w:numPr>
+          <w:ilvl w:val="0"/>
+          <w:numId w:val="1031"/>
+        </w:numPr>
+      </w:pPr>
+      <w:r>
+        <w:t xml:space="preserve">найти</w:t>
+      </w:r>
+      <w:r>
+        <w:t xml:space="preserve"> </w:t>
+      </w:r>
+      <w:r>
+        <w:rPr>
+          <w:rStyle w:val="VerbatimChar"/>
+        </w:rPr>
+        <w:t xml:space="preserve">ARP Reply</w:t>
+      </w:r>
+      <w:r>
+        <w:t xml:space="preserve">;</w:t>
+      </w:r>
+    </w:p>
+    <w:p>
+      <w:pPr>
+        <w:pStyle w:val="Compact"/>
+        <w:numPr>
+          <w:ilvl w:val="0"/>
+          <w:numId w:val="1031"/>
+        </w:numPr>
+      </w:pPr>
+      <w:r>
+        <w:t xml:space="preserve">найти</w:t>
+      </w:r>
+      <w:r>
+        <w:t xml:space="preserve"> </w:t>
+      </w:r>
+      <w:r>
+        <w:rPr>
+          <w:rStyle w:val="VerbatimChar"/>
+        </w:rPr>
+        <w:t xml:space="preserve">ICMP Echo Request</w:t>
+      </w:r>
+      <w:r>
+        <w:t xml:space="preserve">;</w:t>
+      </w:r>
+    </w:p>
+    <w:p>
+      <w:pPr>
+        <w:pStyle w:val="Compact"/>
+        <w:numPr>
+          <w:ilvl w:val="0"/>
+          <w:numId w:val="1031"/>
+        </w:numPr>
+      </w:pPr>
+      <w:r>
+        <w:t xml:space="preserve">найти</w:t>
+      </w:r>
+      <w:r>
+        <w:t xml:space="preserve"> </w:t>
+      </w:r>
+      <w:r>
+        <w:rPr>
+          <w:rStyle w:val="VerbatimChar"/>
+        </w:rPr>
+        <w:t xml:space="preserve">ICMP Echo Reply</w:t>
+      </w:r>
+      <w:r>
+        <w:t xml:space="preserve">;</w:t>
+      </w:r>
+    </w:p>
+    <w:p>
+      <w:pPr>
+        <w:pStyle w:val="Compact"/>
+        <w:numPr>
+          <w:ilvl w:val="0"/>
+          <w:numId w:val="1031"/>
+        </w:numPr>
+      </w:pPr>
+      <w:r>
+        <w:t xml:space="preserve">для этих кадров выписать:</w:t>
+      </w:r>
+    </w:p>
+    <w:p>
+      <w:pPr>
+        <w:pStyle w:val="Compact"/>
+        <w:numPr>
+          <w:ilvl w:val="1"/>
+          <w:numId w:val="1032"/>
+        </w:numPr>
+      </w:pPr>
+      <w:r>
+        <w:t xml:space="preserve">номер кадра;</w:t>
+      </w:r>
+    </w:p>
+    <w:p>
+      <w:pPr>
+        <w:pStyle w:val="Compact"/>
+        <w:numPr>
+          <w:ilvl w:val="1"/>
+          <w:numId w:val="1032"/>
+        </w:numPr>
+      </w:pPr>
+      <w:r>
+        <w:t xml:space="preserve">MAC-адрес источника и назначения;</w:t>
+      </w:r>
+    </w:p>
+    <w:p>
+      <w:pPr>
+        <w:pStyle w:val="Compact"/>
+        <w:numPr>
+          <w:ilvl w:val="1"/>
+          <w:numId w:val="1032"/>
+        </w:numPr>
+      </w:pPr>
+      <w:r>
+        <w:t xml:space="preserve">IP-адрес источника и назначения;</w:t>
+      </w:r>
+    </w:p>
+    <w:p>
+      <w:pPr>
+        <w:pStyle w:val="Compact"/>
+        <w:numPr>
+          <w:ilvl w:val="1"/>
+          <w:numId w:val="1032"/>
+        </w:numPr>
+      </w:pPr>
+      <w:r>
+        <w:t xml:space="preserve">протокол верхнего уровня.</w:t>
+      </w:r>
+    </w:p>
+    <w:p>
+      <w:pPr>
+        <w:pStyle w:val="FirstParagraph"/>
+      </w:pPr>
+      <w:r>
+        <w:t xml:space="preserve">После этого необходимо письменно объяснить:</w:t>
+      </w:r>
+    </w:p>
+    <w:p>
+      <w:pPr>
+        <w:pStyle w:val="Compact"/>
+        <w:numPr>
+          <w:ilvl w:val="0"/>
+          <w:numId w:val="1033"/>
+        </w:numPr>
+      </w:pPr>
+      <w:r>
+        <w:t xml:space="preserve">почему пользовательский трафик появился на данном линке только после изменения топологии;</w:t>
+      </w:r>
+    </w:p>
+    <w:p>
+      <w:pPr>
+        <w:pStyle w:val="Compact"/>
+        <w:numPr>
+          <w:ilvl w:val="0"/>
+          <w:numId w:val="1033"/>
+        </w:numPr>
+      </w:pPr>
+      <w:r>
+        <w:t xml:space="preserve">что это говорит о роли резервного пути в сети со STP;</w:t>
+      </w:r>
+    </w:p>
+    <w:p>
+      <w:pPr>
+        <w:pStyle w:val="Compact"/>
+        <w:numPr>
+          <w:ilvl w:val="0"/>
+          <w:numId w:val="1033"/>
+        </w:numPr>
+      </w:pPr>
+      <w:r>
+        <w:t xml:space="preserve">почему появление</w:t>
+      </w:r>
+      <w:r>
+        <w:t xml:space="preserve"> </w:t>
+      </w:r>
+      <w:r>
+        <w:rPr>
+          <w:rStyle w:val="VerbatimChar"/>
+        </w:rPr>
+        <w:t xml:space="preserve">ARP</w:t>
+      </w:r>
+      <w:r>
+        <w:t xml:space="preserve"> </w:t>
+      </w:r>
+      <w:r>
+        <w:t xml:space="preserve">и</w:t>
+      </w:r>
+      <w:r>
+        <w:t xml:space="preserve"> </w:t>
+      </w:r>
+      <w:r>
+        <w:rPr>
+          <w:rStyle w:val="VerbatimChar"/>
+        </w:rPr>
+        <w:t xml:space="preserve">ICMP</w:t>
+      </w:r>
+      <w:r>
+        <w:t xml:space="preserve"> </w:t>
+      </w:r>
+      <w:r>
+        <w:t xml:space="preserve">на линке является практическим подтверждением восстановления связности.</w:t>
+      </w:r>
+    </w:p>
+    <w:p>
+      <w:pPr>
+        <w:pStyle w:val="FirstParagraph"/>
+      </w:pPr>
+      <w:r>
+        <w:t xml:space="preserve">Дополнительно дать письменный комментарий по варианту</w:t>
+      </w:r>
+      <w:r>
+        <w:t xml:space="preserve"> </w:t>
+      </w:r>
+      <w:r>
+        <w:rPr>
+          <w:rStyle w:val="VerbatimChar"/>
+        </w:rPr>
+        <w:t xml:space="preserve">D</w:t>
+      </w:r>
+      <w:r>
+        <w:t xml:space="preserve">.</w:t>
+      </w:r>
+    </w:p>
+    <w:p>
+      <w:pPr>
+        <w:pStyle w:val="BodyText"/>
+      </w:pPr>
+      <w:r>
+        <w:t xml:space="preserve">В отчёт по данному заданию включить:</w:t>
+      </w:r>
+    </w:p>
+    <w:p>
+      <w:pPr>
+        <w:pStyle w:val="Compact"/>
+        <w:numPr>
+          <w:ilvl w:val="0"/>
+          <w:numId w:val="1034"/>
+        </w:numPr>
+      </w:pPr>
+      <w:r>
+        <w:t xml:space="preserve">таблицу анализа кадров</w:t>
+      </w:r>
+      <w:r>
+        <w:t xml:space="preserve"> </w:t>
+      </w:r>
+      <w:r>
+        <w:rPr>
+          <w:rStyle w:val="VerbatimChar"/>
+        </w:rPr>
+        <w:t xml:space="preserve">ARP</w:t>
+      </w:r>
+      <w:r>
+        <w:t xml:space="preserve"> </w:t>
+      </w:r>
+      <w:r>
+        <w:t xml:space="preserve">и</w:t>
+      </w:r>
+      <w:r>
+        <w:t xml:space="preserve"> </w:t>
+      </w:r>
+      <w:r>
+        <w:rPr>
+          <w:rStyle w:val="VerbatimChar"/>
+        </w:rPr>
+        <w:t xml:space="preserve">ICMP</w:t>
+      </w:r>
+      <w:r>
+        <w:t xml:space="preserve"> </w:t>
+      </w:r>
+      <w:r>
+        <w:t xml:space="preserve">после отказа линка;</w:t>
+      </w:r>
+    </w:p>
+    <w:p>
+      <w:pPr>
+        <w:pStyle w:val="Compact"/>
+        <w:numPr>
+          <w:ilvl w:val="0"/>
+          <w:numId w:val="1034"/>
+        </w:numPr>
+      </w:pPr>
+      <w:r>
+        <w:t xml:space="preserve">не менее 2 скриншотов пользовательского трафика;</w:t>
+      </w:r>
+    </w:p>
+    <w:p>
+      <w:pPr>
+        <w:pStyle w:val="Compact"/>
+        <w:numPr>
+          <w:ilvl w:val="0"/>
+          <w:numId w:val="1034"/>
+        </w:numPr>
+      </w:pPr>
+      <w:r>
+        <w:t xml:space="preserve">письменные ответы на три обязательных вопроса;</w:t>
+      </w:r>
+    </w:p>
+    <w:p>
+      <w:pPr>
+        <w:pStyle w:val="Compact"/>
+        <w:numPr>
+          <w:ilvl w:val="0"/>
+          <w:numId w:val="1034"/>
+        </w:numPr>
+      </w:pPr>
+      <w:r>
+        <w:t xml:space="preserve">комментарий по варианту</w:t>
+      </w:r>
+      <w:r>
+        <w:t xml:space="preserve"> </w:t>
+      </w:r>
+      <w:r>
+        <w:rPr>
+          <w:rStyle w:val="VerbatimChar"/>
+        </w:rPr>
+        <w:t xml:space="preserve">D</w:t>
+      </w:r>
+      <w:r>
+        <w:t xml:space="preserve">.</w:t>
+      </w:r>
+    </w:p>
+    <w:bookmarkEnd w:id="45"/>
+    <w:bookmarkStart w:id="46" w:name="задание-5-аналитическая-часть"/>
+    <w:p>
+      <w:pPr>
+        <w:pStyle w:val="Heading3"/>
+      </w:pPr>
+      <w:r>
+        <w:t xml:space="preserve">Задание 5. Аналитическая часть</w:t>
+      </w:r>
+    </w:p>
+    <w:p>
+      <w:pPr>
+        <w:pStyle w:val="FirstParagraph"/>
+      </w:pPr>
+      <w:r>
+        <w:t xml:space="preserve">Для этого задания используется параметр</w:t>
+      </w:r>
+      <w:r>
+        <w:t xml:space="preserve"> </w:t>
+      </w:r>
+      <w:r>
+        <w:rPr>
+          <w:rStyle w:val="VerbatimChar"/>
+        </w:rPr>
+        <w:t xml:space="preserve">E</w:t>
+      </w:r>
+      <w:r>
+        <w:t xml:space="preserve">, который вычисляется по формуле:</w:t>
+      </w:r>
+    </w:p>
+    <w:p>
+      <w:pPr>
+        <w:pStyle w:val="Compact"/>
+        <w:numPr>
+          <w:ilvl w:val="0"/>
+          <w:numId w:val="1035"/>
+        </w:numPr>
+      </w:pPr>
+      <w:r>
+        <w:rPr>
+          <w:rStyle w:val="VerbatimChar"/>
+        </w:rPr>
+        <w:t xml:space="preserve">E = ((N - 1) mod 3) + 1</w:t>
+      </w:r>
+    </w:p>
+    <w:p>
+      <w:pPr>
+        <w:pStyle w:val="FirstParagraph"/>
+      </w:pPr>
+      <w:r>
+        <w:t xml:space="preserve">Вариант аналитического акцента по параметру</w:t>
+      </w:r>
+      <w:r>
+        <w:t xml:space="preserve"> </w:t>
+      </w:r>
+      <w:r>
+        <w:rPr>
+          <w:rStyle w:val="VerbatimChar"/>
+        </w:rPr>
+        <w:t xml:space="preserve">E</w:t>
+      </w:r>
+      <w:r>
+        <w:t xml:space="preserve">:</w:t>
+      </w:r>
+    </w:p>
+    <w:tbl>
+      <w:tblPr>
+        <w:tblStyle w:val="Table"/>
+        <w:tblW w:type="auto" w:w="0"/>
+        <w:tblLook w:firstRow="1" w:lastRow="0" w:firstColumn="0" w:lastColumn="0" w:noHBand="0" w:noVBand="0" w:val="0020"/>
+      </w:tblPr>
+      <w:tblGrid>
+        <w:gridCol w:w="3960"/>
+        <w:gridCol w:w="3960"/>
+      </w:tblGrid>
+      <w:tr>
+        <w:trPr>
+          <w:tblHeader w:val="on"/>
+        </w:trPr>
+        <w:tc>
+          <w:tcPr/>
+          <w:p>
+            <w:pPr>
+              <w:pStyle w:val="Compact"/>
+            </w:pPr>
+            <w:r>
+              <w:rPr>
+                <w:rStyle w:val="VerbatimChar"/>
+              </w:rPr>
+              <w:t xml:space="preserve">E</w:t>
+            </w:r>
+          </w:p>
+        </w:tc>
+        <w:tc>
+          <w:tcPr/>
+          <w:p>
+            <w:pPr>
+              <w:pStyle w:val="Compact"/>
+            </w:pPr>
+            <w:r>
+              <w:t xml:space="preserve">Обязательный расширенный комментарий</w:t>
+            </w:r>
+          </w:p>
+        </w:tc>
+      </w:tr>
+      <w:tr>
+        <w:tc>
+          <w:tcPr/>
+          <w:p>
+            <w:pPr>
+              <w:pStyle w:val="Compact"/>
+            </w:pPr>
+            <w:r>
+              <w:rPr>
+                <w:rStyle w:val="VerbatimChar"/>
+              </w:rPr>
+              <w:t xml:space="preserve">1</w:t>
+            </w:r>
+          </w:p>
+        </w:tc>
+        <w:tc>
+          <w:tcPr/>
+          <w:p>
+            <w:pPr>
+              <w:pStyle w:val="Compact"/>
+            </w:pPr>
+            <w:r>
+              <w:t xml:space="preserve">пояснить, почему STP предотвращает шторм, не отказываясь от физической избыточности сети</w:t>
+            </w:r>
+          </w:p>
+        </w:tc>
+      </w:tr>
+      <w:tr>
+        <w:tc>
+          <w:tcPr/>
+          <w:p>
+            <w:pPr>
+              <w:pStyle w:val="Compact"/>
+            </w:pPr>
+            <w:r>
+              <w:rPr>
+                <w:rStyle w:val="VerbatimChar"/>
+              </w:rPr>
+              <w:t xml:space="preserve">2</w:t>
+            </w:r>
+          </w:p>
+        </w:tc>
+        <w:tc>
+          <w:tcPr/>
+          <w:p>
+            <w:pPr>
+              <w:pStyle w:val="Compact"/>
+            </w:pPr>
+            <w:r>
+              <w:t xml:space="preserve">пояснить, почему именно</w:t>
+            </w:r>
+            <w:r>
+              <w:t xml:space="preserve"> </w:t>
+            </w:r>
+            <w:r>
+              <w:rPr>
+                <w:rStyle w:val="VerbatimChar"/>
+              </w:rPr>
+              <w:t xml:space="preserve">BPDU</w:t>
+            </w:r>
+            <w:r>
+              <w:t xml:space="preserve">, а не пользовательские кадры, являются наблюдаемым доказательством работы управляющей логики STP</w:t>
+            </w:r>
+          </w:p>
+        </w:tc>
+      </w:tr>
+      <w:tr>
+        <w:tc>
+          <w:tcPr/>
+          <w:p>
+            <w:pPr>
+              <w:pStyle w:val="Compact"/>
+            </w:pPr>
+            <w:r>
+              <w:rPr>
+                <w:rStyle w:val="VerbatimChar"/>
+              </w:rPr>
+              <w:t xml:space="preserve">3</w:t>
+            </w:r>
+          </w:p>
+        </w:tc>
+        <w:tc>
+          <w:tcPr/>
+          <w:p>
+            <w:pPr>
+              <w:pStyle w:val="Compact"/>
+            </w:pPr>
+            <w:r>
+              <w:t xml:space="preserve">пояснить, почему резервный линк ценен не в устойчивом состоянии, а как путь, который становится активным после перестроения дерева</w:t>
+            </w:r>
+          </w:p>
+        </w:tc>
+      </w:tr>
+    </w:tbl>
+    <w:p>
+      <w:pPr>
+        <w:pStyle w:val="BodyText"/>
+      </w:pPr>
+      <w:r>
+        <w:t xml:space="preserve">На основании захвата необходимо сделать выводы по следующим вопросам:</w:t>
+      </w:r>
+    </w:p>
+    <w:p>
+      <w:pPr>
+        <w:pStyle w:val="Compact"/>
+        <w:numPr>
+          <w:ilvl w:val="0"/>
+          <w:numId w:val="1036"/>
+        </w:numPr>
+      </w:pPr>
+      <w:r>
+        <w:t xml:space="preserve">почему без STP физическое кольцо было бы опасным;</w:t>
+      </w:r>
+    </w:p>
+    <w:p>
+      <w:pPr>
+        <w:pStyle w:val="Compact"/>
+        <w:numPr>
+          <w:ilvl w:val="0"/>
+          <w:numId w:val="1036"/>
+        </w:numPr>
+      </w:pPr>
+      <w:r>
+        <w:t xml:space="preserve">какую роль играют BPDU в расчёте связующего дерева;</w:t>
+      </w:r>
+    </w:p>
+    <w:p>
+      <w:pPr>
+        <w:pStyle w:val="Compact"/>
+        <w:numPr>
+          <w:ilvl w:val="0"/>
+          <w:numId w:val="1036"/>
+        </w:numPr>
+      </w:pPr>
+      <w:r>
+        <w:t xml:space="preserve">как по захвату понять, что корневой коммутатор выбран и сеть находится под управлением STP;</w:t>
+      </w:r>
+    </w:p>
+    <w:p>
+      <w:pPr>
+        <w:pStyle w:val="Compact"/>
+        <w:numPr>
+          <w:ilvl w:val="0"/>
+          <w:numId w:val="1036"/>
+        </w:numPr>
+      </w:pPr>
+      <w:r>
+        <w:t xml:space="preserve">как изменение топологии отражается на реальном пользовательском трафике.</w:t>
+      </w:r>
+    </w:p>
+    <w:p>
+      <w:pPr>
+        <w:pStyle w:val="FirstParagraph"/>
+      </w:pPr>
+      <w:r>
+        <w:t xml:space="preserve">Дополнительно выполнить аналитический пункт по варианту</w:t>
+      </w:r>
+      <w:r>
+        <w:t xml:space="preserve"> </w:t>
+      </w:r>
+      <w:r>
+        <w:rPr>
+          <w:rStyle w:val="VerbatimChar"/>
+        </w:rPr>
+        <w:t xml:space="preserve">E</w:t>
+      </w:r>
+      <w:r>
+        <w:t xml:space="preserve">.</w:t>
+      </w:r>
+    </w:p>
+    <w:p>
+      <w:pPr>
+        <w:pStyle w:val="BodyText"/>
+      </w:pPr>
+      <w:r>
+        <w:t xml:space="preserve">Итоговый вывод лабораторной работы должен содержать три обязательные мысли:</w:t>
+      </w:r>
+    </w:p>
+    <w:p>
+      <w:pPr>
+        <w:pStyle w:val="Compact"/>
+        <w:numPr>
+          <w:ilvl w:val="0"/>
+          <w:numId w:val="1037"/>
+        </w:numPr>
+      </w:pPr>
+      <w:r>
+        <w:t xml:space="preserve">STP предотвращает образование активной петли на втором уровне;</w:t>
+      </w:r>
+    </w:p>
+    <w:p>
+      <w:pPr>
+        <w:pStyle w:val="Compact"/>
+        <w:numPr>
+          <w:ilvl w:val="0"/>
+          <w:numId w:val="1037"/>
+        </w:numPr>
+      </w:pPr>
+      <w:r>
+        <w:t xml:space="preserve">BPDU являются наблюдаемым механизмом работы STP;</w:t>
+      </w:r>
+    </w:p>
+    <w:p>
+      <w:pPr>
+        <w:pStyle w:val="Compact"/>
+        <w:numPr>
+          <w:ilvl w:val="0"/>
+          <w:numId w:val="1037"/>
+        </w:numPr>
+      </w:pPr>
+      <w:r>
         <w:t xml:space="preserve">резервный линк полезен не сам по себе, а как путь, который STP может задействовать после отказа основного соединения.</w:t>
+      </w:r>
+    </w:p>
+    <w:p>
+      <w:pPr>
+        <w:pStyle w:val="FirstParagraph"/>
+      </w:pPr>
+      <w:r>
+        <w:t xml:space="preserve">В отчёт по данному заданию включить:</w:t>
+      </w:r>
+    </w:p>
+    <w:p>
+      <w:pPr>
+        <w:pStyle w:val="Compact"/>
+        <w:numPr>
+          <w:ilvl w:val="0"/>
+          <w:numId w:val="1038"/>
+        </w:numPr>
+      </w:pPr>
+      <w:r>
+        <w:t xml:space="preserve">письменные ответы на четыре обязательных вопроса;</w:t>
+      </w:r>
+    </w:p>
+    <w:p>
+      <w:pPr>
+        <w:pStyle w:val="Compact"/>
+        <w:numPr>
+          <w:ilvl w:val="0"/>
+          <w:numId w:val="1038"/>
+        </w:numPr>
+      </w:pPr>
+      <w:r>
+        <w:t xml:space="preserve">отдельный развёрнутый комментарий по варианту</w:t>
+      </w:r>
+      <w:r>
+        <w:t xml:space="preserve"> </w:t>
+      </w:r>
+      <w:r>
+        <w:rPr>
+          <w:rStyle w:val="VerbatimChar"/>
+        </w:rPr>
+        <w:t xml:space="preserve">E</w:t>
+      </w:r>
+      <w:r>
+        <w:t xml:space="preserve">;</w:t>
+      </w:r>
+    </w:p>
+    <w:p>
+      <w:pPr>
+        <w:pStyle w:val="Compact"/>
+        <w:numPr>
+          <w:ilvl w:val="0"/>
+          <w:numId w:val="1038"/>
+        </w:numPr>
+      </w:pPr>
+      <w:r>
+        <w:t xml:space="preserve">итоговый аналитический вывод лабораторной работы.</w:t>
       </w:r>
     </w:p>
     <w:bookmarkEnd w:id="46"/>
@@ -4576,6 +6420,9 @@
     <w:abstractNumId w:val="991"/>
   </w:num>
   <w:num w:numId="1018">
+    <w:abstractNumId w:val="991"/>
+  </w:num>
+  <w:num w:numId="1019">
     <w:abstractNumId w:val="99411"/>
     <w:lvlOverride w:ilvl="0">
       <w:startOverride w:val="1"/>
@@ -4605,38 +6452,8 @@
       <w:startOverride w:val="1"/>
     </w:lvlOverride>
   </w:num>
-  <w:num w:numId="1019">
+  <w:num w:numId="1020">
     <w:abstractNumId w:val="991"/>
-  </w:num>
-  <w:num w:numId="1020">
-    <w:abstractNumId w:val="99411"/>
-    <w:lvlOverride w:ilvl="0">
-      <w:startOverride w:val="1"/>
-    </w:lvlOverride>
-    <w:lvlOverride w:ilvl="1">
-      <w:startOverride w:val="1"/>
-    </w:lvlOverride>
-    <w:lvlOverride w:ilvl="2">
-      <w:startOverride w:val="1"/>
-    </w:lvlOverride>
-    <w:lvlOverride w:ilvl="3">
-      <w:startOverride w:val="1"/>
-    </w:lvlOverride>
-    <w:lvlOverride w:ilvl="4">
-      <w:startOverride w:val="1"/>
-    </w:lvlOverride>
-    <w:lvlOverride w:ilvl="5">
-      <w:startOverride w:val="1"/>
-    </w:lvlOverride>
-    <w:lvlOverride w:ilvl="6">
-      <w:startOverride w:val="1"/>
-    </w:lvlOverride>
-    <w:lvlOverride w:ilvl="7">
-      <w:startOverride w:val="1"/>
-    </w:lvlOverride>
-    <w:lvlOverride w:ilvl="8">
-      <w:startOverride w:val="1"/>
-    </w:lvlOverride>
   </w:num>
   <w:num w:numId="1021">
     <w:abstractNumId w:val="991"/>
@@ -4672,34 +6489,7 @@
     </w:lvlOverride>
   </w:num>
   <w:num w:numId="1023">
-    <w:abstractNumId w:val="99411"/>
-    <w:lvlOverride w:ilvl="0">
-      <w:startOverride w:val="1"/>
-    </w:lvlOverride>
-    <w:lvlOverride w:ilvl="1">
-      <w:startOverride w:val="1"/>
-    </w:lvlOverride>
-    <w:lvlOverride w:ilvl="2">
-      <w:startOverride w:val="1"/>
-    </w:lvlOverride>
-    <w:lvlOverride w:ilvl="3">
-      <w:startOverride w:val="1"/>
-    </w:lvlOverride>
-    <w:lvlOverride w:ilvl="4">
-      <w:startOverride w:val="1"/>
-    </w:lvlOverride>
-    <w:lvlOverride w:ilvl="5">
-      <w:startOverride w:val="1"/>
-    </w:lvlOverride>
-    <w:lvlOverride w:ilvl="6">
-      <w:startOverride w:val="1"/>
-    </w:lvlOverride>
-    <w:lvlOverride w:ilvl="7">
-      <w:startOverride w:val="1"/>
-    </w:lvlOverride>
-    <w:lvlOverride w:ilvl="8">
-      <w:startOverride w:val="1"/>
-    </w:lvlOverride>
+    <w:abstractNumId w:val="991"/>
   </w:num>
   <w:num w:numId="1024">
     <w:abstractNumId w:val="99411"/>
@@ -4732,34 +6522,7 @@
     </w:lvlOverride>
   </w:num>
   <w:num w:numId="1025">
-    <w:abstractNumId w:val="99411"/>
-    <w:lvlOverride w:ilvl="0">
-      <w:startOverride w:val="1"/>
-    </w:lvlOverride>
-    <w:lvlOverride w:ilvl="1">
-      <w:startOverride w:val="1"/>
-    </w:lvlOverride>
-    <w:lvlOverride w:ilvl="2">
-      <w:startOverride w:val="1"/>
-    </w:lvlOverride>
-    <w:lvlOverride w:ilvl="3">
-      <w:startOverride w:val="1"/>
-    </w:lvlOverride>
-    <w:lvlOverride w:ilvl="4">
-      <w:startOverride w:val="1"/>
-    </w:lvlOverride>
-    <w:lvlOverride w:ilvl="5">
-      <w:startOverride w:val="1"/>
-    </w:lvlOverride>
-    <w:lvlOverride w:ilvl="6">
-      <w:startOverride w:val="1"/>
-    </w:lvlOverride>
-    <w:lvlOverride w:ilvl="7">
-      <w:startOverride w:val="1"/>
-    </w:lvlOverride>
-    <w:lvlOverride w:ilvl="8">
-      <w:startOverride w:val="1"/>
-    </w:lvlOverride>
+    <w:abstractNumId w:val="991"/>
   </w:num>
   <w:num w:numId="1026">
     <w:abstractNumId w:val="991"/>
@@ -4825,6 +6588,114 @@
     </w:lvlOverride>
   </w:num>
   <w:num w:numId="1029">
+    <w:abstractNumId w:val="991"/>
+  </w:num>
+  <w:num w:numId="1030">
+    <w:abstractNumId w:val="991"/>
+  </w:num>
+  <w:num w:numId="1031">
+    <w:abstractNumId w:val="99411"/>
+    <w:lvlOverride w:ilvl="0">
+      <w:startOverride w:val="1"/>
+    </w:lvlOverride>
+    <w:lvlOverride w:ilvl="1">
+      <w:startOverride w:val="1"/>
+    </w:lvlOverride>
+    <w:lvlOverride w:ilvl="2">
+      <w:startOverride w:val="1"/>
+    </w:lvlOverride>
+    <w:lvlOverride w:ilvl="3">
+      <w:startOverride w:val="1"/>
+    </w:lvlOverride>
+    <w:lvlOverride w:ilvl="4">
+      <w:startOverride w:val="1"/>
+    </w:lvlOverride>
+    <w:lvlOverride w:ilvl="5">
+      <w:startOverride w:val="1"/>
+    </w:lvlOverride>
+    <w:lvlOverride w:ilvl="6">
+      <w:startOverride w:val="1"/>
+    </w:lvlOverride>
+    <w:lvlOverride w:ilvl="7">
+      <w:startOverride w:val="1"/>
+    </w:lvlOverride>
+    <w:lvlOverride w:ilvl="8">
+      <w:startOverride w:val="1"/>
+    </w:lvlOverride>
+  </w:num>
+  <w:num w:numId="1032">
+    <w:abstractNumId w:val="991"/>
+  </w:num>
+  <w:num w:numId="1033">
+    <w:abstractNumId w:val="99411"/>
+    <w:lvlOverride w:ilvl="0">
+      <w:startOverride w:val="1"/>
+    </w:lvlOverride>
+    <w:lvlOverride w:ilvl="1">
+      <w:startOverride w:val="1"/>
+    </w:lvlOverride>
+    <w:lvlOverride w:ilvl="2">
+      <w:startOverride w:val="1"/>
+    </w:lvlOverride>
+    <w:lvlOverride w:ilvl="3">
+      <w:startOverride w:val="1"/>
+    </w:lvlOverride>
+    <w:lvlOverride w:ilvl="4">
+      <w:startOverride w:val="1"/>
+    </w:lvlOverride>
+    <w:lvlOverride w:ilvl="5">
+      <w:startOverride w:val="1"/>
+    </w:lvlOverride>
+    <w:lvlOverride w:ilvl="6">
+      <w:startOverride w:val="1"/>
+    </w:lvlOverride>
+    <w:lvlOverride w:ilvl="7">
+      <w:startOverride w:val="1"/>
+    </w:lvlOverride>
+    <w:lvlOverride w:ilvl="8">
+      <w:startOverride w:val="1"/>
+    </w:lvlOverride>
+  </w:num>
+  <w:num w:numId="1034">
+    <w:abstractNumId w:val="991"/>
+  </w:num>
+  <w:num w:numId="1035">
+    <w:abstractNumId w:val="991"/>
+  </w:num>
+  <w:num w:numId="1036">
+    <w:abstractNumId w:val="99411"/>
+    <w:lvlOverride w:ilvl="0">
+      <w:startOverride w:val="1"/>
+    </w:lvlOverride>
+    <w:lvlOverride w:ilvl="1">
+      <w:startOverride w:val="1"/>
+    </w:lvlOverride>
+    <w:lvlOverride w:ilvl="2">
+      <w:startOverride w:val="1"/>
+    </w:lvlOverride>
+    <w:lvlOverride w:ilvl="3">
+      <w:startOverride w:val="1"/>
+    </w:lvlOverride>
+    <w:lvlOverride w:ilvl="4">
+      <w:startOverride w:val="1"/>
+    </w:lvlOverride>
+    <w:lvlOverride w:ilvl="5">
+      <w:startOverride w:val="1"/>
+    </w:lvlOverride>
+    <w:lvlOverride w:ilvl="6">
+      <w:startOverride w:val="1"/>
+    </w:lvlOverride>
+    <w:lvlOverride w:ilvl="7">
+      <w:startOverride w:val="1"/>
+    </w:lvlOverride>
+    <w:lvlOverride w:ilvl="8">
+      <w:startOverride w:val="1"/>
+    </w:lvlOverride>
+  </w:num>
+  <w:num w:numId="1037">
+    <w:abstractNumId w:val="991"/>
+  </w:num>
+  <w:num w:numId="1038">
     <w:abstractNumId w:val="991"/>
   </w:num>
 </w:numbering>
@@ -16688,6 +18559,232 @@
     <w:pPr>
       <w:wordWrap w:val="off"/>
     </w:pPr>
+  </w:style>
+  <w:style w:customStyle="1" w:styleId="KeywordTok" w:type="character">
+    <w:name w:val="KeywordTok"/>
+    <w:basedOn w:val="VerbatimChar"/>
+    <w:rPr>
+      <w:b/>
+      <w:color w:val="007020"/>
+    </w:rPr>
+  </w:style>
+  <w:style w:customStyle="1" w:styleId="DataTypeTok" w:type="character">
+    <w:name w:val="DataTypeTok"/>
+    <w:basedOn w:val="VerbatimChar"/>
+    <w:rPr>
+      <w:color w:val="902000"/>
+    </w:rPr>
+  </w:style>
+  <w:style w:customStyle="1" w:styleId="DecValTok" w:type="character">
+    <w:name w:val="DecValTok"/>
+    <w:basedOn w:val="VerbatimChar"/>
+    <w:rPr>
+      <w:color w:val="40a070"/>
+    </w:rPr>
+  </w:style>
+  <w:style w:customStyle="1" w:styleId="BaseNTok" w:type="character">
+    <w:name w:val="BaseNTok"/>
+    <w:basedOn w:val="VerbatimChar"/>
+    <w:rPr>
+      <w:color w:val="40a070"/>
+    </w:rPr>
+  </w:style>
+  <w:style w:customStyle="1" w:styleId="FloatTok" w:type="character">
+    <w:name w:val="FloatTok"/>
+    <w:basedOn w:val="VerbatimChar"/>
+    <w:rPr>
+      <w:color w:val="40a070"/>
+    </w:rPr>
+  </w:style>
+  <w:style w:customStyle="1" w:styleId="ConstantTok" w:type="character">
+    <w:name w:val="ConstantTok"/>
+    <w:basedOn w:val="VerbatimChar"/>
+    <w:rPr>
+      <w:color w:val="880000"/>
+    </w:rPr>
+  </w:style>
+  <w:style w:customStyle="1" w:styleId="CharTok" w:type="character">
+    <w:name w:val="CharTok"/>
+    <w:basedOn w:val="VerbatimChar"/>
+    <w:rPr>
+      <w:color w:val="4070a0"/>
+    </w:rPr>
+  </w:style>
+  <w:style w:customStyle="1" w:styleId="SpecialCharTok" w:type="character">
+    <w:name w:val="SpecialCharTok"/>
+    <w:basedOn w:val="VerbatimChar"/>
+    <w:rPr>
+      <w:color w:val="4070a0"/>
+    </w:rPr>
+  </w:style>
+  <w:style w:customStyle="1" w:styleId="StringTok" w:type="character">
+    <w:name w:val="StringTok"/>
+    <w:basedOn w:val="VerbatimChar"/>
+    <w:rPr>
+      <w:color w:val="4070a0"/>
+    </w:rPr>
+  </w:style>
+  <w:style w:customStyle="1" w:styleId="VerbatimStringTok" w:type="character">
+    <w:name w:val="VerbatimStringTok"/>
+    <w:basedOn w:val="VerbatimChar"/>
+    <w:rPr>
+      <w:color w:val="4070a0"/>
+    </w:rPr>
+  </w:style>
+  <w:style w:customStyle="1" w:styleId="SpecialStringTok" w:type="character">
+    <w:name w:val="SpecialStringTok"/>
+    <w:basedOn w:val="VerbatimChar"/>
+    <w:rPr>
+      <w:color w:val="bb6688"/>
+    </w:rPr>
+  </w:style>
+  <w:style w:customStyle="1" w:styleId="ImportTok" w:type="character">
+    <w:name w:val="ImportTok"/>
+    <w:basedOn w:val="VerbatimChar"/>
+    <w:rPr>
+      <w:b/>
+      <w:color w:val="008000"/>
+    </w:rPr>
+  </w:style>
+  <w:style w:customStyle="1" w:styleId="CommentTok" w:type="character">
+    <w:name w:val="CommentTok"/>
+    <w:basedOn w:val="VerbatimChar"/>
+    <w:rPr>
+      <w:i/>
+      <w:color w:val="60a0b0"/>
+    </w:rPr>
+  </w:style>
+  <w:style w:customStyle="1" w:styleId="DocumentationTok" w:type="character">
+    <w:name w:val="DocumentationTok"/>
+    <w:basedOn w:val="VerbatimChar"/>
+    <w:rPr>
+      <w:i/>
+      <w:color w:val="ba2121"/>
+    </w:rPr>
+  </w:style>
+  <w:style w:customStyle="1" w:styleId="AnnotationTok" w:type="character">
+    <w:name w:val="AnnotationTok"/>
+    <w:basedOn w:val="VerbatimChar"/>
+    <w:rPr>
+      <w:b/>
+      <w:i/>
+      <w:color w:val="60a0b0"/>
+    </w:rPr>
+  </w:style>
+  <w:style w:customStyle="1" w:styleId="CommentVarTok" w:type="character">
+    <w:name w:val="CommentVarTok"/>
+    <w:basedOn w:val="VerbatimChar"/>
+    <w:rPr>
+      <w:b/>
+      <w:i/>
+      <w:color w:val="60a0b0"/>
+    </w:rPr>
+  </w:style>
+  <w:style w:customStyle="1" w:styleId="OtherTok" w:type="character">
+    <w:name w:val="OtherTok"/>
+    <w:basedOn w:val="VerbatimChar"/>
+    <w:rPr>
+      <w:color w:val="007020"/>
+    </w:rPr>
+  </w:style>
+  <w:style w:customStyle="1" w:styleId="FunctionTok" w:type="character">
+    <w:name w:val="FunctionTok"/>
+    <w:basedOn w:val="VerbatimChar"/>
+    <w:rPr>
+      <w:color w:val="06287e"/>
+    </w:rPr>
+  </w:style>
+  <w:style w:customStyle="1" w:styleId="VariableTok" w:type="character">
+    <w:name w:val="VariableTok"/>
+    <w:basedOn w:val="VerbatimChar"/>
+    <w:rPr>
+      <w:color w:val="19177c"/>
+    </w:rPr>
+  </w:style>
+  <w:style w:customStyle="1" w:styleId="ControlFlowTok" w:type="character">
+    <w:name w:val="ControlFlowTok"/>
+    <w:basedOn w:val="VerbatimChar"/>
+    <w:rPr>
+      <w:b/>
+      <w:color w:val="007020"/>
+    </w:rPr>
+  </w:style>
+  <w:style w:customStyle="1" w:styleId="OperatorTok" w:type="character">
+    <w:name w:val="OperatorTok"/>
+    <w:basedOn w:val="VerbatimChar"/>
+    <w:rPr>
+      <w:color w:val="666666"/>
+    </w:rPr>
+  </w:style>
+  <w:style w:customStyle="1" w:styleId="BuiltInTok" w:type="character">
+    <w:name w:val="BuiltInTok"/>
+    <w:basedOn w:val="VerbatimChar"/>
+    <w:rPr>
+      <w:color w:val="008000"/>
+    </w:rPr>
+  </w:style>
+  <w:style w:customStyle="1" w:styleId="ExtensionTok" w:type="character">
+    <w:name w:val="ExtensionTok"/>
+    <w:basedOn w:val="VerbatimChar"/>
+    <w:rPr/>
+  </w:style>
+  <w:style w:customStyle="1" w:styleId="PreprocessorTok" w:type="character">
+    <w:name w:val="PreprocessorTok"/>
+    <w:basedOn w:val="VerbatimChar"/>
+    <w:rPr>
+      <w:color w:val="bc7a00"/>
+    </w:rPr>
+  </w:style>
+  <w:style w:customStyle="1" w:styleId="AttributeTok" w:type="character">
+    <w:name w:val="AttributeTok"/>
+    <w:basedOn w:val="VerbatimChar"/>
+    <w:rPr>
+      <w:color w:val="7d9029"/>
+    </w:rPr>
+  </w:style>
+  <w:style w:customStyle="1" w:styleId="RegionMarkerTok" w:type="character">
+    <w:name w:val="RegionMarkerTok"/>
+    <w:basedOn w:val="VerbatimChar"/>
+    <w:rPr/>
+  </w:style>
+  <w:style w:customStyle="1" w:styleId="InformationTok" w:type="character">
+    <w:name w:val="InformationTok"/>
+    <w:basedOn w:val="VerbatimChar"/>
+    <w:rPr>
+      <w:b/>
+      <w:i/>
+      <w:color w:val="60a0b0"/>
+    </w:rPr>
+  </w:style>
+  <w:style w:customStyle="1" w:styleId="WarningTok" w:type="character">
+    <w:name w:val="WarningTok"/>
+    <w:basedOn w:val="VerbatimChar"/>
+    <w:rPr>
+      <w:b/>
+      <w:i/>
+      <w:color w:val="60a0b0"/>
+    </w:rPr>
+  </w:style>
+  <w:style w:customStyle="1" w:styleId="AlertTok" w:type="character">
+    <w:name w:val="AlertTok"/>
+    <w:basedOn w:val="VerbatimChar"/>
+    <w:rPr>
+      <w:b/>
+      <w:color w:val="ff0000"/>
+    </w:rPr>
+  </w:style>
+  <w:style w:customStyle="1" w:styleId="ErrorTok" w:type="character">
+    <w:name w:val="ErrorTok"/>
+    <w:basedOn w:val="VerbatimChar"/>
+    <w:rPr>
+      <w:b/>
+      <w:color w:val="ff0000"/>
+    </w:rPr>
+  </w:style>
+  <w:style w:customStyle="1" w:styleId="NormalTok" w:type="character">
+    <w:name w:val="NormalTok"/>
+    <w:basedOn w:val="VerbatimChar"/>
+    <w:rPr/>
   </w:style>
   <w:style w:customStyle="1" w:styleId="KeywordTok" w:type="character">
     <w:name w:val="KeywordTok"/>
